--- a/Documentação/Documentação.docx
+++ b/Documentação/Documentação.docx
@@ -3,11 +3,6 @@
 <w:document xmlns:wpc="http://schemas.microsoft.com/office/word/2010/wordprocessingCanvas" xmlns:cx="http://schemas.microsoft.com/office/drawing/2014/chartex" xmlns:cx1="http://schemas.microsoft.com/office/drawing/2015/9/8/chartex" xmlns:cx2="http://schemas.microsoft.com/office/drawing/2015/10/21/chartex" xmlns:cx3="http://schemas.microsoft.com/office/drawing/2016/5/9/chartex" xmlns:cx4="http://schemas.microsoft.com/office/drawing/2016/5/10/chartex" xmlns:cx5="http://schemas.microsoft.com/office/drawing/2016/5/11/chartex" xmlns:cx6="http://schemas.microsoft.com/office/drawing/2016/5/12/chartex" xmlns:cx7="http://schemas.microsoft.com/office/drawing/2016/5/13/chartex" xmlns:cx8="http://schemas.microsoft.com/office/drawing/2016/5/14/chartex" xmlns:mc="http://schemas.openxmlformats.org/markup-compatibility/2006" xmlns:aink="http://schemas.microsoft.com/office/drawing/2016/ink" xmlns:am3d="http://schemas.microsoft.com/office/drawing/2017/model3d" xmlns:o="urn:schemas-microsoft-com:office:office" xmlns:oel="http://schemas.microsoft.com/office/2019/extlst" xmlns:r="http://schemas.openxmlformats.org/officeDocument/2006/relationships" xmlns:m="http://schemas.openxmlformats.org/officeDocument/2006/math" xmlns:v="urn:schemas-microsoft-com:vml" xmlns:wp14="http://schemas.microsoft.com/office/word/2010/wordprocessingDrawing" xmlns:wp="http://schemas.openxmlformats.org/drawingml/2006/wordprocessingDrawing" xmlns:w10="urn:schemas-microsoft-com:office:word" xmlns:w="http://schemas.openxmlformats.org/wordprocessingml/2006/main" xmlns:w14="http://schemas.microsoft.com/office/word/2010/wordml" xmlns:w15="http://schemas.microsoft.com/office/word/2012/wordml" xmlns:w16cex="http://schemas.microsoft.com/office/word/2018/wordml/cex" xmlns:w16cid="http://schemas.microsoft.com/office/word/2016/wordml/cid" xmlns:w16="http://schemas.microsoft.com/office/word/2018/wordml" xmlns:w16du="http://schemas.microsoft.com/office/word/2023/wordml/word16du" xmlns:w16sdtdh="http://schemas.microsoft.com/office/word/2020/wordml/sdtdatahash" xmlns:w16sdtfl="http://schemas.microsoft.com/office/word/2024/wordml/sdtformatlock" xmlns:w16se="http://schemas.microsoft.com/office/word/2015/wordml/symex" xmlns:wpg="http://schemas.microsoft.com/office/word/2010/wordprocessingGroup" xmlns:wpi="http://schemas.microsoft.com/office/word/2010/wordprocessingInk" xmlns:wne="http://schemas.microsoft.com/office/word/2006/wordml" xmlns:wps="http://schemas.microsoft.com/office/word/2010/wordprocessingShape" mc:Ignorable="w14 w15 w16se w16cid w16 w16cex w16sdtdh w16sdtfl w16du wp14">
   <w:body>
     <w:p>
-      <w:pPr>
-        <w:rPr>
-          <w:u w:val="single"/>
-        </w:rPr>
-      </w:pPr>
       <w:r>
         <w:rPr>
           <w:noProof/>
@@ -412,7 +407,6 @@
       <w:r>
         <w:rPr>
           <w:rFonts w:ascii="Arial" w:hAnsi="Arial" w:cs="Arial"/>
-          <w:u w:val="single"/>
         </w:rPr>
         <w:t>​</w:t>
       </w:r>
@@ -449,7 +443,58 @@
         <w:jc w:val="both"/>
       </w:pPr>
       <w:r>
-        <w:t>Preencher</w:t>
+        <w:t xml:space="preserve">A falta de lugares de informações verídicas prejudica todo o ecossistema de uma área, isso não e diferente no mundo dos animes. Quando eu era criança, fui apresentado ao mundo dos animes desde cedo e um dos primeiros que assisti foi </w:t>
+      </w:r>
+      <w:proofErr w:type="spellStart"/>
+      <w:r>
+        <w:t>naruto</w:t>
+      </w:r>
+      <w:proofErr w:type="spellEnd"/>
+      <w:r>
+        <w:t xml:space="preserve"> e </w:t>
+      </w:r>
+      <w:proofErr w:type="spellStart"/>
+      <w:r>
+        <w:t>bleach</w:t>
+      </w:r>
+      <w:proofErr w:type="spellEnd"/>
+      <w:r>
+        <w:t xml:space="preserve">. Na época eu não gostava muito de </w:t>
+      </w:r>
+      <w:proofErr w:type="spellStart"/>
+      <w:r>
+        <w:t>naruto</w:t>
+      </w:r>
+      <w:proofErr w:type="spellEnd"/>
+      <w:r>
+        <w:t xml:space="preserve"> então comecei a assistir </w:t>
+      </w:r>
+      <w:proofErr w:type="spellStart"/>
+      <w:r>
+        <w:t>bleach</w:t>
+      </w:r>
+      <w:proofErr w:type="spellEnd"/>
+      <w:r>
+        <w:t xml:space="preserve">, nesse tempo, por eu não saber ler eu assistia os anime todos dublados, e por ser dublado os </w:t>
+      </w:r>
+      <w:proofErr w:type="spellStart"/>
+      <w:r>
+        <w:t>episodeos</w:t>
+      </w:r>
+      <w:proofErr w:type="spellEnd"/>
+      <w:r>
+        <w:t xml:space="preserve"> acabava rápido</w:t>
+      </w:r>
+      <w:r>
+        <w:t xml:space="preserve">. Quando cheguei a uma </w:t>
+      </w:r>
+      <w:proofErr w:type="spellStart"/>
+      <w:r>
+        <w:t>determinade</w:t>
+      </w:r>
+      <w:proofErr w:type="spellEnd"/>
+      <w:r>
+        <w:t xml:space="preserve"> idade e já sabia ler, busquei terminar de assistir, mas não conseguia pois sempre que procura ou entrava em algum site que me desse mais informações nada era verdade. </w:t>
       </w:r>
     </w:p>
     <w:p>
@@ -463,7 +508,6 @@
         <w:rPr>
           <w:b/>
           <w:bCs/>
-          <w:u w:val="single"/>
         </w:rPr>
       </w:pPr>
       <w:r>
@@ -479,7 +523,13 @@
         <w:jc w:val="both"/>
       </w:pPr>
       <w:r>
-        <w:t xml:space="preserve">Minha proposta parte do desejo de poder mostrar o quão completo o universo do anime de </w:t>
+        <w:t>Minha proposta parte do desejo</w:t>
+      </w:r>
+      <w:r>
+        <w:t xml:space="preserve"> de </w:t>
+      </w:r>
+      <w:r>
+        <w:t xml:space="preserve">mostrar o quão completo o universo do anime de </w:t>
       </w:r>
       <w:proofErr w:type="spellStart"/>
       <w:r>
@@ -579,21 +629,15 @@
         <w:jc w:val="both"/>
       </w:pPr>
       <w:r>
-        <w:t xml:space="preserve">Esse projeto tem como objetivo </w:t>
-      </w:r>
-      <w:r>
-        <w:t xml:space="preserve">reunir o conhecimento canônico do anime </w:t>
+        <w:t xml:space="preserve">Reunir o conhecimento canônico de </w:t>
       </w:r>
       <w:proofErr w:type="spellStart"/>
       <w:r>
-        <w:t>bleach</w:t>
+        <w:t>Bleach</w:t>
       </w:r>
       <w:proofErr w:type="spellEnd"/>
       <w:r>
-        <w:t xml:space="preserve"> e</w:t>
-      </w:r>
-      <w:r>
-        <w:t xml:space="preserve"> ajuntar esta comunidade em um só lugar para poderem conversar e tirar suas dúvidas.</w:t>
+        <w:t xml:space="preserve"> em um ambiente temático e interativo com informações confiáveis e quizes, chats e debates interativos, ajudando a comunidade e promovendo debates de tópicos.</w:t>
       </w:r>
     </w:p>
     <w:p>
@@ -622,15 +666,15 @@
         <w:jc w:val="both"/>
       </w:pPr>
       <w:r>
-        <w:t xml:space="preserve">Conectar apaixonados por esta obra em um lugar de conhecimento e </w:t>
+        <w:t xml:space="preserve">Conectar fãs de </w:t>
       </w:r>
       <w:proofErr w:type="spellStart"/>
       <w:r>
-        <w:t>comunicao</w:t>
+        <w:t>Bleach</w:t>
       </w:r>
       <w:proofErr w:type="spellEnd"/>
       <w:r>
-        <w:t xml:space="preserve"> para que este anime seja ainda mais conhecido.</w:t>
+        <w:t xml:space="preserve"> em um ambiente com informações confiáveis e ferramentas interativas para fortalecer a comunidade e espalhar o conhecimento desta obra.</w:t>
       </w:r>
     </w:p>
     <w:p>
@@ -651,6 +695,7 @@
           <w:b/>
           <w:bCs/>
         </w:rPr>
+        <w:lastRenderedPageBreak/>
         <w:t xml:space="preserve">4. </w:t>
       </w:r>
       <w:r>
@@ -689,13 +734,18 @@
         <w:jc w:val="both"/>
       </w:pPr>
       <w:r>
-        <w:t>Uma rede social</w:t>
+        <w:t xml:space="preserve">Um ambiente temático para fãs de </w:t>
+      </w:r>
+      <w:proofErr w:type="spellStart"/>
+      <w:r>
+        <w:t>Bleach</w:t>
+      </w:r>
+      <w:proofErr w:type="spellEnd"/>
+      <w:r>
+        <w:t xml:space="preserve"> </w:t>
       </w:r>
       <w:r>
-        <w:t xml:space="preserve">, um ambiente onde amantes de músicas e pessoas que não conhecem ou não gostam podem interagir entre si e trocar suas visões e </w:t>
-      </w:r>
-      <w:r>
-        <w:t>opiniões</w:t>
+        <w:t>com um repositório confiável de informações sobre o anime.</w:t>
       </w:r>
     </w:p>
     <w:p>
@@ -733,8 +783,15 @@
         <w:jc w:val="both"/>
       </w:pPr>
       <w:r>
-        <w:lastRenderedPageBreak/>
-        <w:t>Aumentar a conexão de pessoas que gostam de música clássica e trocar a visão das pessoas que não gostam</w:t>
+        <w:t xml:space="preserve">Aumentar a o conhecimento e a interação entre fãs de </w:t>
+      </w:r>
+      <w:proofErr w:type="spellStart"/>
+      <w:r>
+        <w:t>Bleach</w:t>
+      </w:r>
+      <w:proofErr w:type="spellEnd"/>
+      <w:r>
+        <w:t xml:space="preserve"> e oferecer um repositório confiável de informações sobre o anime.</w:t>
       </w:r>
     </w:p>
     <w:p>
@@ -746,16 +803,9 @@
     </w:p>
     <w:p>
       <w:pPr>
+        <w:pStyle w:val="PargrafodaLista"/>
+        <w:ind w:left="372"/>
         <w:jc w:val="both"/>
-      </w:pPr>
-    </w:p>
-    <w:p>
-      <w:pPr>
-        <w:jc w:val="both"/>
-        <w:rPr>
-          <w:b/>
-          <w:bCs/>
-        </w:rPr>
       </w:pPr>
     </w:p>
     <w:p>
@@ -803,10 +853,7 @@
         <w:jc w:val="both"/>
       </w:pPr>
       <w:r>
-        <w:t>Um site com funcionalidades</w:t>
-      </w:r>
-      <w:r>
-        <w:t>:</w:t>
+        <w:t>Um site com funcionalidades:</w:t>
       </w:r>
     </w:p>
     <w:p>
@@ -983,6 +1030,7 @@
         <w:jc w:val="both"/>
       </w:pPr>
       <w:r>
+        <w:lastRenderedPageBreak/>
         <w:t>Software:</w:t>
       </w:r>
     </w:p>
@@ -1016,7 +1064,6 @@
       </w:pPr>
       <w:proofErr w:type="spellStart"/>
       <w:r>
-        <w:lastRenderedPageBreak/>
         <w:t>My</w:t>
       </w:r>
       <w:proofErr w:type="spellEnd"/>
@@ -2053,19 +2100,7 @@
                 <w:lang w:eastAsia="pt-BR"/>
                 <w14:ligatures w14:val="none"/>
               </w:rPr>
-              <w:t>RF 3</w:t>
-            </w:r>
-            <w:r>
-              <w:rPr>
-                <w:rFonts w:ascii="Aptos Display" w:eastAsia="Times New Roman" w:hAnsi="Aptos Display" w:cs="Calibri"/>
-                <w:color w:val="000000"/>
-                <w:kern w:val="0"/>
-                <w:sz w:val="22"/>
-                <w:szCs w:val="22"/>
-                <w:lang w:eastAsia="pt-BR"/>
-                <w14:ligatures w14:val="none"/>
-              </w:rPr>
-              <w:t>.1</w:t>
+              <w:t>RF 3.1</w:t>
             </w:r>
           </w:p>
         </w:tc>
@@ -2098,19 +2133,7 @@
                 <w:lang w:eastAsia="pt-BR"/>
                 <w14:ligatures w14:val="none"/>
               </w:rPr>
-              <w:t>Página</w:t>
-            </w:r>
-            <w:r>
-              <w:rPr>
-                <w:rFonts w:ascii="Aptos Display" w:eastAsia="Times New Roman" w:hAnsi="Aptos Display" w:cs="Calibri"/>
-                <w:color w:val="000000"/>
-                <w:kern w:val="0"/>
-                <w:sz w:val="22"/>
-                <w:szCs w:val="22"/>
-                <w:lang w:eastAsia="pt-BR"/>
-                <w14:ligatures w14:val="none"/>
-              </w:rPr>
-              <w:t xml:space="preserve"> </w:t>
+              <w:t xml:space="preserve">Página </w:t>
             </w:r>
             <w:r>
               <w:rPr>
@@ -2155,19 +2178,7 @@
                 <w:lang w:eastAsia="pt-BR"/>
                 <w14:ligatures w14:val="none"/>
               </w:rPr>
-              <w:t xml:space="preserve">Usuário </w:t>
-            </w:r>
-            <w:r>
-              <w:rPr>
-                <w:rFonts w:ascii="Aptos Display" w:eastAsia="Times New Roman" w:hAnsi="Aptos Display" w:cs="Calibri"/>
-                <w:color w:val="000000"/>
-                <w:kern w:val="0"/>
-                <w:sz w:val="22"/>
-                <w:szCs w:val="22"/>
-                <w:lang w:eastAsia="pt-BR"/>
-                <w14:ligatures w14:val="none"/>
-              </w:rPr>
-              <w:t>pode responder questões aleatórias</w:t>
+              <w:t>Usuário pode responder questões aleatórias</w:t>
             </w:r>
           </w:p>
         </w:tc>
@@ -2460,19 +2471,7 @@
                 <w:lang w:eastAsia="pt-BR"/>
                 <w14:ligatures w14:val="none"/>
               </w:rPr>
-              <w:t>RF 3.</w:t>
-            </w:r>
-            <w:r>
-              <w:rPr>
-                <w:rFonts w:ascii="Aptos Display" w:eastAsia="Times New Roman" w:hAnsi="Aptos Display" w:cs="Calibri"/>
-                <w:color w:val="000000"/>
-                <w:kern w:val="0"/>
-                <w:sz w:val="22"/>
-                <w:szCs w:val="22"/>
-                <w:lang w:eastAsia="pt-BR"/>
-                <w14:ligatures w14:val="none"/>
-              </w:rPr>
-              <w:t>3</w:t>
+              <w:t>RF 3.3</w:t>
             </w:r>
           </w:p>
         </w:tc>
@@ -2657,19 +2656,7 @@
                 <w:lang w:eastAsia="pt-BR"/>
                 <w14:ligatures w14:val="none"/>
               </w:rPr>
-              <w:t>RF 3.</w:t>
-            </w:r>
-            <w:r>
-              <w:rPr>
-                <w:rFonts w:ascii="Aptos Display" w:eastAsia="Times New Roman" w:hAnsi="Aptos Display" w:cs="Calibri"/>
-                <w:color w:val="000000"/>
-                <w:kern w:val="0"/>
-                <w:sz w:val="22"/>
-                <w:szCs w:val="22"/>
-                <w:lang w:eastAsia="pt-BR"/>
-                <w14:ligatures w14:val="none"/>
-              </w:rPr>
-              <w:t>4</w:t>
+              <w:t>RF 3.4</w:t>
             </w:r>
           </w:p>
         </w:tc>
@@ -2855,19 +2842,7 @@
                 <w:lang w:eastAsia="pt-BR"/>
                 <w14:ligatures w14:val="none"/>
               </w:rPr>
-              <w:t>RF 3.</w:t>
-            </w:r>
-            <w:r>
-              <w:rPr>
-                <w:rFonts w:ascii="Aptos Display" w:eastAsia="Times New Roman" w:hAnsi="Aptos Display" w:cs="Calibri"/>
-                <w:color w:val="000000"/>
-                <w:kern w:val="0"/>
-                <w:sz w:val="22"/>
-                <w:szCs w:val="22"/>
-                <w:lang w:eastAsia="pt-BR"/>
-                <w14:ligatures w14:val="none"/>
-              </w:rPr>
-              <w:t>5</w:t>
+              <w:t>RF 3.5</w:t>
             </w:r>
           </w:p>
         </w:tc>
@@ -3088,19 +3063,7 @@
                 <w:lang w:eastAsia="pt-BR"/>
                 <w14:ligatures w14:val="none"/>
               </w:rPr>
-              <w:t xml:space="preserve">RF </w:t>
-            </w:r>
-            <w:r>
-              <w:rPr>
-                <w:rFonts w:ascii="Aptos Display" w:eastAsia="Times New Roman" w:hAnsi="Aptos Display" w:cs="Calibri"/>
-                <w:color w:val="000000"/>
-                <w:kern w:val="0"/>
-                <w:sz w:val="22"/>
-                <w:szCs w:val="22"/>
-                <w:lang w:eastAsia="pt-BR"/>
-                <w14:ligatures w14:val="none"/>
-              </w:rPr>
-              <w:t>4</w:t>
+              <w:t>RF 4</w:t>
             </w:r>
           </w:p>
         </w:tc>
@@ -3314,6 +3277,7 @@
                 <w:lang w:eastAsia="pt-BR"/>
                 <w14:ligatures w14:val="none"/>
               </w:rPr>
+              <w:lastRenderedPageBreak/>
               <w:t>Funcional</w:t>
             </w:r>
           </w:p>
@@ -3348,19 +3312,7 @@
                 <w:lang w:eastAsia="pt-BR"/>
                 <w14:ligatures w14:val="none"/>
               </w:rPr>
-              <w:t xml:space="preserve">RF </w:t>
-            </w:r>
-            <w:r>
-              <w:rPr>
-                <w:rFonts w:ascii="Aptos Display" w:eastAsia="Times New Roman" w:hAnsi="Aptos Display" w:cs="Calibri"/>
-                <w:color w:val="000000"/>
-                <w:kern w:val="0"/>
-                <w:sz w:val="22"/>
-                <w:szCs w:val="22"/>
-                <w:lang w:eastAsia="pt-BR"/>
-                <w14:ligatures w14:val="none"/>
-              </w:rPr>
-              <w:t>4.1</w:t>
+              <w:t>RF 4.1</w:t>
             </w:r>
           </w:p>
         </w:tc>
@@ -3371,7 +3323,6 @@
           </w:tcPr>
           <w:p>
             <w:pPr>
-              <w:jc w:val="center"/>
               <w:cnfStyle w:val="000000100000" w:firstRow="0" w:lastRow="0" w:firstColumn="0" w:lastColumn="0" w:oddVBand="0" w:evenVBand="0" w:oddHBand="1" w:evenHBand="0" w:firstRowFirstColumn="0" w:firstRowLastColumn="0" w:lastRowFirstColumn="0" w:lastRowLastColumn="0"/>
               <w:rPr>
                 <w:rFonts w:ascii="Aptos Display" w:eastAsia="Times New Roman" w:hAnsi="Aptos Display" w:cs="Calibri"/>
@@ -3573,7 +3524,6 @@
                 <w:lang w:eastAsia="pt-BR"/>
                 <w14:ligatures w14:val="none"/>
               </w:rPr>
-              <w:lastRenderedPageBreak/>
               <w:t>Funcional</w:t>
             </w:r>
           </w:p>
@@ -3608,19 +3558,7 @@
                 <w:lang w:eastAsia="pt-BR"/>
                 <w14:ligatures w14:val="none"/>
               </w:rPr>
-              <w:t xml:space="preserve">RF </w:t>
-            </w:r>
-            <w:r>
-              <w:rPr>
-                <w:rFonts w:ascii="Aptos Display" w:eastAsia="Times New Roman" w:hAnsi="Aptos Display" w:cs="Calibri"/>
-                <w:color w:val="000000"/>
-                <w:kern w:val="0"/>
-                <w:sz w:val="22"/>
-                <w:szCs w:val="22"/>
-                <w:lang w:eastAsia="pt-BR"/>
-                <w14:ligatures w14:val="none"/>
-              </w:rPr>
-              <w:t>5</w:t>
+              <w:t>RF 5</w:t>
             </w:r>
           </w:p>
         </w:tc>
@@ -3653,19 +3591,7 @@
                 <w:lang w:eastAsia="pt-BR"/>
                 <w14:ligatures w14:val="none"/>
               </w:rPr>
-              <w:t>Páginas de</w:t>
-            </w:r>
-            <w:r>
-              <w:rPr>
-                <w:rFonts w:ascii="Aptos Display" w:eastAsia="Times New Roman" w:hAnsi="Aptos Display" w:cs="Calibri"/>
-                <w:color w:val="000000"/>
-                <w:kern w:val="0"/>
-                <w:sz w:val="22"/>
-                <w:szCs w:val="22"/>
-                <w:lang w:eastAsia="pt-BR"/>
-                <w14:ligatures w14:val="none"/>
-              </w:rPr>
-              <w:t xml:space="preserve"> sobre nos</w:t>
+              <w:t>Páginas de sobre nos</w:t>
             </w:r>
           </w:p>
         </w:tc>
@@ -3832,31 +3758,7 @@
                 <w:lang w:eastAsia="pt-BR"/>
                 <w14:ligatures w14:val="none"/>
               </w:rPr>
-              <w:t xml:space="preserve">RF </w:t>
-            </w:r>
-            <w:r>
-              <w:rPr>
-                <w:rFonts w:ascii="Aptos Display" w:eastAsia="Times New Roman" w:hAnsi="Aptos Display" w:cs="Calibri"/>
-                <w:color w:val="000000"/>
-                <w:kern w:val="0"/>
-                <w:sz w:val="22"/>
-                <w:szCs w:val="22"/>
-                <w:lang w:eastAsia="pt-BR"/>
-                <w14:ligatures w14:val="none"/>
-              </w:rPr>
-              <w:t>5</w:t>
-            </w:r>
-            <w:r>
-              <w:rPr>
-                <w:rFonts w:ascii="Aptos Display" w:eastAsia="Times New Roman" w:hAnsi="Aptos Display" w:cs="Calibri"/>
-                <w:color w:val="000000"/>
-                <w:kern w:val="0"/>
-                <w:sz w:val="22"/>
-                <w:szCs w:val="22"/>
-                <w:lang w:eastAsia="pt-BR"/>
-                <w14:ligatures w14:val="none"/>
-              </w:rPr>
-              <w:t>.1</w:t>
+              <w:t>RF 5.1</w:t>
             </w:r>
           </w:p>
         </w:tc>
@@ -3889,19 +3791,7 @@
                 <w:lang w:eastAsia="pt-BR"/>
                 <w14:ligatures w14:val="none"/>
               </w:rPr>
-              <w:t xml:space="preserve">Páginas de </w:t>
-            </w:r>
-            <w:r>
-              <w:rPr>
-                <w:rFonts w:ascii="Aptos Display" w:eastAsia="Times New Roman" w:hAnsi="Aptos Display" w:cs="Calibri"/>
-                <w:color w:val="000000"/>
-                <w:kern w:val="0"/>
-                <w:sz w:val="22"/>
-                <w:szCs w:val="22"/>
-                <w:lang w:eastAsia="pt-BR"/>
-                <w14:ligatures w14:val="none"/>
-              </w:rPr>
-              <w:t>sobre nos</w:t>
+              <w:t>Páginas de sobre nos</w:t>
             </w:r>
           </w:p>
         </w:tc>
@@ -4067,19 +3957,7 @@
                 <w:lang w:eastAsia="pt-BR"/>
                 <w14:ligatures w14:val="none"/>
               </w:rPr>
-              <w:t xml:space="preserve">RF </w:t>
-            </w:r>
-            <w:r>
-              <w:rPr>
-                <w:rFonts w:ascii="Aptos Display" w:eastAsia="Times New Roman" w:hAnsi="Aptos Display" w:cs="Calibri"/>
-                <w:color w:val="000000"/>
-                <w:kern w:val="0"/>
-                <w:sz w:val="22"/>
-                <w:szCs w:val="22"/>
-                <w:lang w:eastAsia="pt-BR"/>
-                <w14:ligatures w14:val="none"/>
-              </w:rPr>
-              <w:t>6</w:t>
+              <w:t>RF 6</w:t>
             </w:r>
           </w:p>
         </w:tc>
@@ -4112,19 +3990,7 @@
                 <w:lang w:eastAsia="pt-BR"/>
                 <w14:ligatures w14:val="none"/>
               </w:rPr>
-              <w:t xml:space="preserve">Páginas de </w:t>
-            </w:r>
-            <w:r>
-              <w:rPr>
-                <w:rFonts w:ascii="Aptos Display" w:eastAsia="Times New Roman" w:hAnsi="Aptos Display" w:cs="Calibri"/>
-                <w:color w:val="000000"/>
-                <w:kern w:val="0"/>
-                <w:sz w:val="22"/>
-                <w:szCs w:val="22"/>
-                <w:lang w:eastAsia="pt-BR"/>
-                <w14:ligatures w14:val="none"/>
-              </w:rPr>
-              <w:t>sociedade das almas</w:t>
+              <w:t>Páginas de sociedade das almas</w:t>
             </w:r>
           </w:p>
         </w:tc>
@@ -4291,31 +4157,7 @@
                 <w:lang w:eastAsia="pt-BR"/>
                 <w14:ligatures w14:val="none"/>
               </w:rPr>
-              <w:t xml:space="preserve">RF </w:t>
-            </w:r>
-            <w:r>
-              <w:rPr>
-                <w:rFonts w:ascii="Aptos Display" w:eastAsia="Times New Roman" w:hAnsi="Aptos Display" w:cs="Calibri"/>
-                <w:color w:val="000000"/>
-                <w:kern w:val="0"/>
-                <w:sz w:val="22"/>
-                <w:szCs w:val="22"/>
-                <w:lang w:eastAsia="pt-BR"/>
-                <w14:ligatures w14:val="none"/>
-              </w:rPr>
-              <w:t>6</w:t>
-            </w:r>
-            <w:r>
-              <w:rPr>
-                <w:rFonts w:ascii="Aptos Display" w:eastAsia="Times New Roman" w:hAnsi="Aptos Display" w:cs="Calibri"/>
-                <w:color w:val="000000"/>
-                <w:kern w:val="0"/>
-                <w:sz w:val="22"/>
-                <w:szCs w:val="22"/>
-                <w:lang w:eastAsia="pt-BR"/>
-                <w14:ligatures w14:val="none"/>
-              </w:rPr>
-              <w:t>.1</w:t>
+              <w:t>RF 6.1</w:t>
             </w:r>
           </w:p>
         </w:tc>
@@ -4348,19 +4190,7 @@
                 <w:lang w:eastAsia="pt-BR"/>
                 <w14:ligatures w14:val="none"/>
               </w:rPr>
-              <w:t xml:space="preserve">Páginas de </w:t>
-            </w:r>
-            <w:r>
-              <w:rPr>
-                <w:rFonts w:ascii="Aptos Display" w:eastAsia="Times New Roman" w:hAnsi="Aptos Display" w:cs="Calibri"/>
-                <w:color w:val="000000"/>
-                <w:kern w:val="0"/>
-                <w:sz w:val="22"/>
-                <w:szCs w:val="22"/>
-                <w:lang w:eastAsia="pt-BR"/>
-                <w14:ligatures w14:val="none"/>
-              </w:rPr>
-              <w:t>sociedade das almas</w:t>
+              <w:t>Páginas de sociedade das almas</w:t>
             </w:r>
           </w:p>
         </w:tc>
@@ -4526,19 +4356,7 @@
                 <w:lang w:eastAsia="pt-BR"/>
                 <w14:ligatures w14:val="none"/>
               </w:rPr>
-              <w:t xml:space="preserve">RF </w:t>
-            </w:r>
-            <w:r>
-              <w:rPr>
-                <w:rFonts w:ascii="Aptos Display" w:eastAsia="Times New Roman" w:hAnsi="Aptos Display" w:cs="Calibri"/>
-                <w:color w:val="000000"/>
-                <w:kern w:val="0"/>
-                <w:sz w:val="22"/>
-                <w:szCs w:val="22"/>
-                <w:lang w:eastAsia="pt-BR"/>
-                <w14:ligatures w14:val="none"/>
-              </w:rPr>
-              <w:t>7</w:t>
+              <w:t>RF 7</w:t>
             </w:r>
           </w:p>
         </w:tc>
@@ -4764,31 +4582,7 @@
                 <w:lang w:eastAsia="pt-BR"/>
                 <w14:ligatures w14:val="none"/>
               </w:rPr>
-              <w:t xml:space="preserve">RF </w:t>
-            </w:r>
-            <w:r>
-              <w:rPr>
-                <w:rFonts w:ascii="Aptos Display" w:eastAsia="Times New Roman" w:hAnsi="Aptos Display" w:cs="Calibri"/>
-                <w:color w:val="000000"/>
-                <w:kern w:val="0"/>
-                <w:sz w:val="22"/>
-                <w:szCs w:val="22"/>
-                <w:lang w:eastAsia="pt-BR"/>
-                <w14:ligatures w14:val="none"/>
-              </w:rPr>
-              <w:t>7</w:t>
-            </w:r>
-            <w:r>
-              <w:rPr>
-                <w:rFonts w:ascii="Aptos Display" w:eastAsia="Times New Roman" w:hAnsi="Aptos Display" w:cs="Calibri"/>
-                <w:color w:val="000000"/>
-                <w:kern w:val="0"/>
-                <w:sz w:val="22"/>
-                <w:szCs w:val="22"/>
-                <w:lang w:eastAsia="pt-BR"/>
-                <w14:ligatures w14:val="none"/>
-              </w:rPr>
-              <w:t>.1</w:t>
+              <w:t>RF 7.1</w:t>
             </w:r>
           </w:p>
         </w:tc>
@@ -5013,19 +4807,7 @@
                 <w:lang w:eastAsia="pt-BR"/>
                 <w14:ligatures w14:val="none"/>
               </w:rPr>
-              <w:t xml:space="preserve">RF </w:t>
-            </w:r>
-            <w:r>
-              <w:rPr>
-                <w:rFonts w:ascii="Aptos Display" w:eastAsia="Times New Roman" w:hAnsi="Aptos Display" w:cs="Calibri"/>
-                <w:color w:val="000000"/>
-                <w:kern w:val="0"/>
-                <w:sz w:val="22"/>
-                <w:szCs w:val="22"/>
-                <w:lang w:eastAsia="pt-BR"/>
-                <w14:ligatures w14:val="none"/>
-              </w:rPr>
-              <w:t>8</w:t>
+              <w:t>RF 8</w:t>
             </w:r>
           </w:p>
         </w:tc>
@@ -5058,19 +4840,7 @@
                 <w:lang w:eastAsia="pt-BR"/>
                 <w14:ligatures w14:val="none"/>
               </w:rPr>
-              <w:t xml:space="preserve">Páginas de </w:t>
-            </w:r>
-            <w:r>
-              <w:rPr>
-                <w:rFonts w:ascii="Aptos Display" w:eastAsia="Times New Roman" w:hAnsi="Aptos Display" w:cs="Calibri"/>
-                <w:color w:val="000000"/>
-                <w:kern w:val="0"/>
-                <w:sz w:val="22"/>
-                <w:szCs w:val="22"/>
-                <w:lang w:eastAsia="pt-BR"/>
-                <w14:ligatures w14:val="none"/>
-              </w:rPr>
-              <w:t>sociedade quincy</w:t>
+              <w:t>Páginas de sociedade quincy</w:t>
             </w:r>
           </w:p>
         </w:tc>
@@ -5237,31 +5007,7 @@
                 <w:lang w:eastAsia="pt-BR"/>
                 <w14:ligatures w14:val="none"/>
               </w:rPr>
-              <w:t xml:space="preserve">RF </w:t>
-            </w:r>
-            <w:r>
-              <w:rPr>
-                <w:rFonts w:ascii="Aptos Display" w:eastAsia="Times New Roman" w:hAnsi="Aptos Display" w:cs="Calibri"/>
-                <w:color w:val="000000"/>
-                <w:kern w:val="0"/>
-                <w:sz w:val="22"/>
-                <w:szCs w:val="22"/>
-                <w:lang w:eastAsia="pt-BR"/>
-                <w14:ligatures w14:val="none"/>
-              </w:rPr>
-              <w:t>8</w:t>
-            </w:r>
-            <w:r>
-              <w:rPr>
-                <w:rFonts w:ascii="Aptos Display" w:eastAsia="Times New Roman" w:hAnsi="Aptos Display" w:cs="Calibri"/>
-                <w:color w:val="000000"/>
-                <w:kern w:val="0"/>
-                <w:sz w:val="22"/>
-                <w:szCs w:val="22"/>
-                <w:lang w:eastAsia="pt-BR"/>
-                <w14:ligatures w14:val="none"/>
-              </w:rPr>
-              <w:t>.1</w:t>
+              <w:t>RF 8.1</w:t>
             </w:r>
           </w:p>
         </w:tc>
@@ -5294,19 +5040,7 @@
                 <w:lang w:eastAsia="pt-BR"/>
                 <w14:ligatures w14:val="none"/>
               </w:rPr>
-              <w:t xml:space="preserve">Páginas de </w:t>
-            </w:r>
-            <w:r>
-              <w:rPr>
-                <w:rFonts w:ascii="Aptos Display" w:eastAsia="Times New Roman" w:hAnsi="Aptos Display" w:cs="Calibri"/>
-                <w:color w:val="000000"/>
-                <w:kern w:val="0"/>
-                <w:sz w:val="22"/>
-                <w:szCs w:val="22"/>
-                <w:lang w:eastAsia="pt-BR"/>
-                <w14:ligatures w14:val="none"/>
-              </w:rPr>
-              <w:t>sociedade quincy</w:t>
+              <w:t>Páginas de sociedade quincy</w:t>
             </w:r>
           </w:p>
         </w:tc>
@@ -5472,19 +5206,7 @@
                 <w:lang w:eastAsia="pt-BR"/>
                 <w14:ligatures w14:val="none"/>
               </w:rPr>
-              <w:t xml:space="preserve">RF </w:t>
-            </w:r>
-            <w:r>
-              <w:rPr>
-                <w:rFonts w:ascii="Aptos Display" w:eastAsia="Times New Roman" w:hAnsi="Aptos Display" w:cs="Calibri"/>
-                <w:color w:val="000000"/>
-                <w:kern w:val="0"/>
-                <w:sz w:val="22"/>
-                <w:szCs w:val="22"/>
-                <w:lang w:eastAsia="pt-BR"/>
-                <w14:ligatures w14:val="none"/>
-              </w:rPr>
-              <w:t>9</w:t>
+              <w:t>RF 9</w:t>
             </w:r>
           </w:p>
         </w:tc>
@@ -5517,19 +5239,7 @@
                 <w:lang w:eastAsia="pt-BR"/>
                 <w14:ligatures w14:val="none"/>
               </w:rPr>
-              <w:t>Páginas de</w:t>
-            </w:r>
-            <w:r>
-              <w:rPr>
-                <w:rFonts w:ascii="Aptos Display" w:eastAsia="Times New Roman" w:hAnsi="Aptos Display" w:cs="Calibri"/>
-                <w:color w:val="000000"/>
-                <w:kern w:val="0"/>
-                <w:sz w:val="22"/>
-                <w:szCs w:val="22"/>
-                <w:lang w:eastAsia="pt-BR"/>
-                <w14:ligatures w14:val="none"/>
-              </w:rPr>
-              <w:t xml:space="preserve"> </w:t>
+              <w:t xml:space="preserve">Páginas de </w:t>
             </w:r>
             <w:proofErr w:type="spellStart"/>
             <w:r>
@@ -5710,31 +5420,7 @@
                 <w:lang w:eastAsia="pt-BR"/>
                 <w14:ligatures w14:val="none"/>
               </w:rPr>
-              <w:t xml:space="preserve">RF </w:t>
-            </w:r>
-            <w:r>
-              <w:rPr>
-                <w:rFonts w:ascii="Aptos Display" w:eastAsia="Times New Roman" w:hAnsi="Aptos Display" w:cs="Calibri"/>
-                <w:color w:val="000000"/>
-                <w:kern w:val="0"/>
-                <w:sz w:val="22"/>
-                <w:szCs w:val="22"/>
-                <w:lang w:eastAsia="pt-BR"/>
-                <w14:ligatures w14:val="none"/>
-              </w:rPr>
-              <w:t>9</w:t>
-            </w:r>
-            <w:r>
-              <w:rPr>
-                <w:rFonts w:ascii="Aptos Display" w:eastAsia="Times New Roman" w:hAnsi="Aptos Display" w:cs="Calibri"/>
-                <w:color w:val="000000"/>
-                <w:kern w:val="0"/>
-                <w:sz w:val="22"/>
-                <w:szCs w:val="22"/>
-                <w:lang w:eastAsia="pt-BR"/>
-                <w14:ligatures w14:val="none"/>
-              </w:rPr>
-              <w:t>.1</w:t>
+              <w:t>RF 9.1</w:t>
             </w:r>
           </w:p>
         </w:tc>
@@ -5947,19 +5633,7 @@
                 <w:lang w:eastAsia="pt-BR"/>
                 <w14:ligatures w14:val="none"/>
               </w:rPr>
-              <w:t xml:space="preserve">RF </w:t>
-            </w:r>
-            <w:r>
-              <w:rPr>
-                <w:rFonts w:ascii="Aptos Display" w:eastAsia="Times New Roman" w:hAnsi="Aptos Display" w:cs="Calibri"/>
-                <w:color w:val="000000"/>
-                <w:kern w:val="0"/>
-                <w:sz w:val="22"/>
-                <w:szCs w:val="22"/>
-                <w:lang w:eastAsia="pt-BR"/>
-                <w14:ligatures w14:val="none"/>
-              </w:rPr>
-              <w:t>10</w:t>
+              <w:t>RF 10</w:t>
             </w:r>
           </w:p>
         </w:tc>
@@ -6185,31 +5859,7 @@
                 <w:lang w:eastAsia="pt-BR"/>
                 <w14:ligatures w14:val="none"/>
               </w:rPr>
-              <w:t xml:space="preserve">RF </w:t>
-            </w:r>
-            <w:r>
-              <w:rPr>
-                <w:rFonts w:ascii="Aptos Display" w:eastAsia="Times New Roman" w:hAnsi="Aptos Display" w:cs="Calibri"/>
-                <w:color w:val="000000"/>
-                <w:kern w:val="0"/>
-                <w:sz w:val="22"/>
-                <w:szCs w:val="22"/>
-                <w:lang w:eastAsia="pt-BR"/>
-                <w14:ligatures w14:val="none"/>
-              </w:rPr>
-              <w:t>10</w:t>
-            </w:r>
-            <w:r>
-              <w:rPr>
-                <w:rFonts w:ascii="Aptos Display" w:eastAsia="Times New Roman" w:hAnsi="Aptos Display" w:cs="Calibri"/>
-                <w:color w:val="000000"/>
-                <w:kern w:val="0"/>
-                <w:sz w:val="22"/>
-                <w:szCs w:val="22"/>
-                <w:lang w:eastAsia="pt-BR"/>
-                <w14:ligatures w14:val="none"/>
-              </w:rPr>
-              <w:t>.1</w:t>
+              <w:t>RF 10.1</w:t>
             </w:r>
           </w:p>
         </w:tc>
@@ -6242,19 +5892,7 @@
                 <w:lang w:eastAsia="pt-BR"/>
                 <w14:ligatures w14:val="none"/>
               </w:rPr>
-              <w:t>Páginas de</w:t>
-            </w:r>
-            <w:r>
-              <w:rPr>
-                <w:rFonts w:ascii="Aptos Display" w:eastAsia="Times New Roman" w:hAnsi="Aptos Display" w:cs="Calibri"/>
-                <w:color w:val="000000"/>
-                <w:kern w:val="0"/>
-                <w:sz w:val="22"/>
-                <w:szCs w:val="22"/>
-                <w:lang w:eastAsia="pt-BR"/>
-                <w14:ligatures w14:val="none"/>
-              </w:rPr>
-              <w:t xml:space="preserve"> </w:t>
+              <w:t xml:space="preserve">Páginas de </w:t>
             </w:r>
             <w:proofErr w:type="spellStart"/>
             <w:r>
@@ -6446,19 +6084,7 @@
                 <w:lang w:eastAsia="pt-BR"/>
                 <w14:ligatures w14:val="none"/>
               </w:rPr>
-              <w:t xml:space="preserve">RF </w:t>
-            </w:r>
-            <w:r>
-              <w:rPr>
-                <w:rFonts w:ascii="Aptos Display" w:eastAsia="Times New Roman" w:hAnsi="Aptos Display" w:cs="Calibri"/>
-                <w:color w:val="000000"/>
-                <w:kern w:val="0"/>
-                <w:sz w:val="22"/>
-                <w:szCs w:val="22"/>
-                <w:lang w:eastAsia="pt-BR"/>
-                <w14:ligatures w14:val="none"/>
-              </w:rPr>
-              <w:t>11</w:t>
+              <w:t>RF 11</w:t>
             </w:r>
           </w:p>
         </w:tc>
@@ -6491,19 +6117,7 @@
                 <w:lang w:eastAsia="pt-BR"/>
                 <w14:ligatures w14:val="none"/>
               </w:rPr>
-              <w:t xml:space="preserve">Páginas de </w:t>
-            </w:r>
-            <w:r>
-              <w:rPr>
-                <w:rFonts w:ascii="Aptos Display" w:eastAsia="Times New Roman" w:hAnsi="Aptos Display" w:cs="Calibri"/>
-                <w:color w:val="000000"/>
-                <w:kern w:val="0"/>
-                <w:sz w:val="22"/>
-                <w:szCs w:val="22"/>
-                <w:lang w:eastAsia="pt-BR"/>
-                <w14:ligatures w14:val="none"/>
-              </w:rPr>
-              <w:t>quincy</w:t>
+              <w:t>Páginas de quincy</w:t>
             </w:r>
           </w:p>
         </w:tc>
@@ -6670,31 +6284,7 @@
                 <w:lang w:eastAsia="pt-BR"/>
                 <w14:ligatures w14:val="none"/>
               </w:rPr>
-              <w:t xml:space="preserve">RF </w:t>
-            </w:r>
-            <w:r>
-              <w:rPr>
-                <w:rFonts w:ascii="Aptos Display" w:eastAsia="Times New Roman" w:hAnsi="Aptos Display" w:cs="Calibri"/>
-                <w:color w:val="000000"/>
-                <w:kern w:val="0"/>
-                <w:sz w:val="22"/>
-                <w:szCs w:val="22"/>
-                <w:lang w:eastAsia="pt-BR"/>
-                <w14:ligatures w14:val="none"/>
-              </w:rPr>
-              <w:t>11</w:t>
-            </w:r>
-            <w:r>
-              <w:rPr>
-                <w:rFonts w:ascii="Aptos Display" w:eastAsia="Times New Roman" w:hAnsi="Aptos Display" w:cs="Calibri"/>
-                <w:color w:val="000000"/>
-                <w:kern w:val="0"/>
-                <w:sz w:val="22"/>
-                <w:szCs w:val="22"/>
-                <w:lang w:eastAsia="pt-BR"/>
-                <w14:ligatures w14:val="none"/>
-              </w:rPr>
-              <w:t>.1</w:t>
+              <w:t>RF 11.1</w:t>
             </w:r>
           </w:p>
         </w:tc>
@@ -6727,19 +6317,7 @@
                 <w:lang w:eastAsia="pt-BR"/>
                 <w14:ligatures w14:val="none"/>
               </w:rPr>
-              <w:t xml:space="preserve">Páginas de </w:t>
-            </w:r>
-            <w:r>
-              <w:rPr>
-                <w:rFonts w:ascii="Aptos Display" w:eastAsia="Times New Roman" w:hAnsi="Aptos Display" w:cs="Calibri"/>
-                <w:color w:val="000000"/>
-                <w:kern w:val="0"/>
-                <w:sz w:val="22"/>
-                <w:szCs w:val="22"/>
-                <w:lang w:eastAsia="pt-BR"/>
-                <w14:ligatures w14:val="none"/>
-              </w:rPr>
-              <w:t>quincy</w:t>
+              <w:t>Páginas de quincy</w:t>
             </w:r>
           </w:p>
         </w:tc>
@@ -6905,19 +6483,7 @@
                 <w:lang w:eastAsia="pt-BR"/>
                 <w14:ligatures w14:val="none"/>
               </w:rPr>
-              <w:t xml:space="preserve">RF </w:t>
-            </w:r>
-            <w:r>
-              <w:rPr>
-                <w:rFonts w:ascii="Aptos Display" w:eastAsia="Times New Roman" w:hAnsi="Aptos Display" w:cs="Calibri"/>
-                <w:color w:val="000000"/>
-                <w:kern w:val="0"/>
-                <w:sz w:val="22"/>
-                <w:szCs w:val="22"/>
-                <w:lang w:eastAsia="pt-BR"/>
-                <w14:ligatures w14:val="none"/>
-              </w:rPr>
-              <w:t>12</w:t>
+              <w:t>RF 12</w:t>
             </w:r>
           </w:p>
         </w:tc>
@@ -6950,19 +6516,7 @@
                 <w:lang w:eastAsia="pt-BR"/>
                 <w14:ligatures w14:val="none"/>
               </w:rPr>
-              <w:t xml:space="preserve">Página de </w:t>
-            </w:r>
-            <w:r>
-              <w:rPr>
-                <w:rFonts w:ascii="Aptos Display" w:eastAsia="Times New Roman" w:hAnsi="Aptos Display" w:cs="Calibri"/>
-                <w:color w:val="000000"/>
-                <w:kern w:val="0"/>
-                <w:sz w:val="22"/>
-                <w:szCs w:val="22"/>
-                <w:lang w:eastAsia="pt-BR"/>
-                <w14:ligatures w14:val="none"/>
-              </w:rPr>
-              <w:t>perfil</w:t>
+              <w:t>Página de perfil</w:t>
             </w:r>
           </w:p>
         </w:tc>
@@ -7069,6 +6623,7 @@
                 <w:lang w:eastAsia="pt-BR"/>
                 <w14:ligatures w14:val="none"/>
               </w:rPr>
+              <w:lastRenderedPageBreak/>
               <w:t>Funcional</w:t>
             </w:r>
           </w:p>
@@ -7103,19 +6658,7 @@
                 <w:lang w:eastAsia="pt-BR"/>
                 <w14:ligatures w14:val="none"/>
               </w:rPr>
-              <w:t xml:space="preserve">RF </w:t>
-            </w:r>
-            <w:r>
-              <w:rPr>
-                <w:rFonts w:ascii="Aptos Display" w:eastAsia="Times New Roman" w:hAnsi="Aptos Display" w:cs="Calibri"/>
-                <w:color w:val="000000"/>
-                <w:kern w:val="0"/>
-                <w:sz w:val="22"/>
-                <w:szCs w:val="22"/>
-                <w:lang w:eastAsia="pt-BR"/>
-                <w14:ligatures w14:val="none"/>
-              </w:rPr>
-              <w:t>12.1</w:t>
+              <w:t>RF 12.1</w:t>
             </w:r>
           </w:p>
         </w:tc>
@@ -7148,19 +6691,7 @@
                 <w:lang w:eastAsia="pt-BR"/>
                 <w14:ligatures w14:val="none"/>
               </w:rPr>
-              <w:t xml:space="preserve">Página de </w:t>
-            </w:r>
-            <w:r>
-              <w:rPr>
-                <w:rFonts w:ascii="Aptos Display" w:eastAsia="Times New Roman" w:hAnsi="Aptos Display" w:cs="Calibri"/>
-                <w:color w:val="000000"/>
-                <w:kern w:val="0"/>
-                <w:sz w:val="22"/>
-                <w:szCs w:val="22"/>
-                <w:lang w:eastAsia="pt-BR"/>
-                <w14:ligatures w14:val="none"/>
-              </w:rPr>
-              <w:t>perfil</w:t>
+              <w:t>Página de perfil</w:t>
             </w:r>
           </w:p>
         </w:tc>
@@ -7266,7 +6797,6 @@
                 <w:lang w:eastAsia="pt-BR"/>
                 <w14:ligatures w14:val="none"/>
               </w:rPr>
-              <w:lastRenderedPageBreak/>
               <w:t>Funcional</w:t>
             </w:r>
           </w:p>
@@ -7301,43 +6831,7 @@
                 <w:lang w:eastAsia="pt-BR"/>
                 <w14:ligatures w14:val="none"/>
               </w:rPr>
-              <w:t xml:space="preserve">RF </w:t>
-            </w:r>
-            <w:r>
-              <w:rPr>
-                <w:rFonts w:ascii="Aptos Display" w:eastAsia="Times New Roman" w:hAnsi="Aptos Display" w:cs="Calibri"/>
-                <w:color w:val="000000"/>
-                <w:kern w:val="0"/>
-                <w:sz w:val="22"/>
-                <w:szCs w:val="22"/>
-                <w:lang w:eastAsia="pt-BR"/>
-                <w14:ligatures w14:val="none"/>
-              </w:rPr>
-              <w:t>12</w:t>
-            </w:r>
-            <w:r>
-              <w:rPr>
-                <w:rFonts w:ascii="Aptos Display" w:eastAsia="Times New Roman" w:hAnsi="Aptos Display" w:cs="Calibri"/>
-                <w:color w:val="000000"/>
-                <w:kern w:val="0"/>
-                <w:sz w:val="22"/>
-                <w:szCs w:val="22"/>
-                <w:lang w:eastAsia="pt-BR"/>
-                <w14:ligatures w14:val="none"/>
-              </w:rPr>
-              <w:t>.</w:t>
-            </w:r>
-            <w:r>
-              <w:rPr>
-                <w:rFonts w:ascii="Aptos Display" w:eastAsia="Times New Roman" w:hAnsi="Aptos Display" w:cs="Calibri"/>
-                <w:color w:val="000000"/>
-                <w:kern w:val="0"/>
-                <w:sz w:val="22"/>
-                <w:szCs w:val="22"/>
-                <w:lang w:eastAsia="pt-BR"/>
-                <w14:ligatures w14:val="none"/>
-              </w:rPr>
-              <w:t>2</w:t>
+              <w:t>RF 12.2</w:t>
             </w:r>
           </w:p>
         </w:tc>
@@ -7511,43 +7005,7 @@
                 <w:lang w:eastAsia="pt-BR"/>
                 <w14:ligatures w14:val="none"/>
               </w:rPr>
-              <w:t xml:space="preserve">RF </w:t>
-            </w:r>
-            <w:r>
-              <w:rPr>
-                <w:rFonts w:ascii="Aptos Display" w:eastAsia="Times New Roman" w:hAnsi="Aptos Display" w:cs="Calibri"/>
-                <w:color w:val="000000"/>
-                <w:kern w:val="0"/>
-                <w:sz w:val="22"/>
-                <w:szCs w:val="22"/>
-                <w:lang w:eastAsia="pt-BR"/>
-                <w14:ligatures w14:val="none"/>
-              </w:rPr>
-              <w:t>12</w:t>
-            </w:r>
-            <w:r>
-              <w:rPr>
-                <w:rFonts w:ascii="Aptos Display" w:eastAsia="Times New Roman" w:hAnsi="Aptos Display" w:cs="Calibri"/>
-                <w:color w:val="000000"/>
-                <w:kern w:val="0"/>
-                <w:sz w:val="22"/>
-                <w:szCs w:val="22"/>
-                <w:lang w:eastAsia="pt-BR"/>
-                <w14:ligatures w14:val="none"/>
-              </w:rPr>
-              <w:t>.</w:t>
-            </w:r>
-            <w:r>
-              <w:rPr>
-                <w:rFonts w:ascii="Aptos Display" w:eastAsia="Times New Roman" w:hAnsi="Aptos Display" w:cs="Calibri"/>
-                <w:color w:val="000000"/>
-                <w:kern w:val="0"/>
-                <w:sz w:val="22"/>
-                <w:szCs w:val="22"/>
-                <w:lang w:eastAsia="pt-BR"/>
-                <w14:ligatures w14:val="none"/>
-              </w:rPr>
-              <w:t>3</w:t>
+              <w:t>RF 12.3</w:t>
             </w:r>
           </w:p>
         </w:tc>
@@ -7720,31 +7178,19 @@
                 <w:lang w:eastAsia="pt-BR"/>
                 <w14:ligatures w14:val="none"/>
               </w:rPr>
-              <w:t xml:space="preserve">RF </w:t>
-            </w:r>
-            <w:r>
-              <w:rPr>
-                <w:rFonts w:ascii="Aptos Display" w:eastAsia="Times New Roman" w:hAnsi="Aptos Display" w:cs="Calibri"/>
-                <w:color w:val="000000"/>
-                <w:kern w:val="0"/>
-                <w:sz w:val="22"/>
-                <w:szCs w:val="22"/>
-                <w:lang w:eastAsia="pt-BR"/>
-                <w14:ligatures w14:val="none"/>
-              </w:rPr>
-              <w:t>12</w:t>
-            </w:r>
-            <w:r>
-              <w:rPr>
-                <w:rFonts w:ascii="Aptos Display" w:eastAsia="Times New Roman" w:hAnsi="Aptos Display" w:cs="Calibri"/>
-                <w:color w:val="000000"/>
-                <w:kern w:val="0"/>
-                <w:sz w:val="22"/>
-                <w:szCs w:val="22"/>
-                <w:lang w:eastAsia="pt-BR"/>
-                <w14:ligatures w14:val="none"/>
-              </w:rPr>
-              <w:t>.1</w:t>
+              <w:t>RF 12.</w:t>
+            </w:r>
+            <w:r>
+              <w:rPr>
+                <w:rFonts w:ascii="Aptos Display" w:eastAsia="Times New Roman" w:hAnsi="Aptos Display" w:cs="Calibri"/>
+                <w:color w:val="000000"/>
+                <w:kern w:val="0"/>
+                <w:sz w:val="22"/>
+                <w:szCs w:val="22"/>
+                <w:lang w:eastAsia="pt-BR"/>
+                <w14:ligatures w14:val="none"/>
+              </w:rPr>
+              <w:t>4</w:t>
             </w:r>
           </w:p>
         </w:tc>
@@ -7896,7 +7342,6 @@
           </w:tcPr>
           <w:p>
             <w:pPr>
-              <w:jc w:val="center"/>
               <w:cnfStyle w:val="000000100000" w:firstRow="0" w:lastRow="0" w:firstColumn="0" w:lastColumn="0" w:oddVBand="0" w:evenVBand="0" w:oddHBand="1" w:evenHBand="0" w:firstRowFirstColumn="0" w:firstRowLastColumn="0" w:lastRowFirstColumn="0" w:lastRowLastColumn="0"/>
               <w:rPr>
                 <w:rFonts w:ascii="Aptos Display" w:eastAsia="Times New Roman" w:hAnsi="Aptos Display" w:cs="Calibri"/>
@@ -7918,43 +7363,19 @@
                 <w:lang w:eastAsia="pt-BR"/>
                 <w14:ligatures w14:val="none"/>
               </w:rPr>
-              <w:t xml:space="preserve">RF </w:t>
-            </w:r>
-            <w:r>
-              <w:rPr>
-                <w:rFonts w:ascii="Aptos Display" w:eastAsia="Times New Roman" w:hAnsi="Aptos Display" w:cs="Calibri"/>
-                <w:color w:val="000000"/>
-                <w:kern w:val="0"/>
-                <w:sz w:val="22"/>
-                <w:szCs w:val="22"/>
-                <w:lang w:eastAsia="pt-BR"/>
-                <w14:ligatures w14:val="none"/>
-              </w:rPr>
-              <w:t>12</w:t>
-            </w:r>
-            <w:r>
-              <w:rPr>
-                <w:rFonts w:ascii="Aptos Display" w:eastAsia="Times New Roman" w:hAnsi="Aptos Display" w:cs="Calibri"/>
-                <w:color w:val="000000"/>
-                <w:kern w:val="0"/>
-                <w:sz w:val="22"/>
-                <w:szCs w:val="22"/>
-                <w:lang w:eastAsia="pt-BR"/>
-                <w14:ligatures w14:val="none"/>
-              </w:rPr>
-              <w:t>.</w:t>
-            </w:r>
-            <w:r>
-              <w:rPr>
-                <w:rFonts w:ascii="Aptos Display" w:eastAsia="Times New Roman" w:hAnsi="Aptos Display" w:cs="Calibri"/>
-                <w:color w:val="000000"/>
-                <w:kern w:val="0"/>
-                <w:sz w:val="22"/>
-                <w:szCs w:val="22"/>
-                <w:lang w:eastAsia="pt-BR"/>
-                <w14:ligatures w14:val="none"/>
-              </w:rPr>
-              <w:t>2</w:t>
+              <w:t>RF 12.</w:t>
+            </w:r>
+            <w:r>
+              <w:rPr>
+                <w:rFonts w:ascii="Aptos Display" w:eastAsia="Times New Roman" w:hAnsi="Aptos Display" w:cs="Calibri"/>
+                <w:color w:val="000000"/>
+                <w:kern w:val="0"/>
+                <w:sz w:val="22"/>
+                <w:szCs w:val="22"/>
+                <w:lang w:eastAsia="pt-BR"/>
+                <w14:ligatures w14:val="none"/>
+              </w:rPr>
+              <w:t>5</w:t>
             </w:r>
           </w:p>
         </w:tc>
@@ -8153,19 +7574,7 @@
                 <w:lang w:eastAsia="pt-BR"/>
                 <w14:ligatures w14:val="none"/>
               </w:rPr>
-              <w:t xml:space="preserve">RF </w:t>
-            </w:r>
-            <w:r>
-              <w:rPr>
-                <w:rFonts w:ascii="Aptos Display" w:eastAsia="Times New Roman" w:hAnsi="Aptos Display" w:cs="Calibri"/>
-                <w:color w:val="000000"/>
-                <w:kern w:val="0"/>
-                <w:sz w:val="22"/>
-                <w:szCs w:val="22"/>
-                <w:lang w:eastAsia="pt-BR"/>
-                <w14:ligatures w14:val="none"/>
-              </w:rPr>
-              <w:t>13</w:t>
+              <w:t>RF 13</w:t>
             </w:r>
           </w:p>
         </w:tc>
@@ -8339,19 +7748,7 @@
                 <w:lang w:eastAsia="pt-BR"/>
                 <w14:ligatures w14:val="none"/>
               </w:rPr>
-              <w:t xml:space="preserve">RF </w:t>
-            </w:r>
-            <w:r>
-              <w:rPr>
-                <w:rFonts w:ascii="Aptos Display" w:eastAsia="Times New Roman" w:hAnsi="Aptos Display" w:cs="Calibri"/>
-                <w:color w:val="000000"/>
-                <w:kern w:val="0"/>
-                <w:sz w:val="22"/>
-                <w:szCs w:val="22"/>
-                <w:lang w:eastAsia="pt-BR"/>
-                <w14:ligatures w14:val="none"/>
-              </w:rPr>
-              <w:t>13.1</w:t>
+              <w:t>RF 13.1</w:t>
             </w:r>
           </w:p>
         </w:tc>
@@ -8524,19 +7921,7 @@
                 <w:lang w:eastAsia="pt-BR"/>
                 <w14:ligatures w14:val="none"/>
               </w:rPr>
-              <w:t xml:space="preserve">RF </w:t>
-            </w:r>
-            <w:r>
-              <w:rPr>
-                <w:rFonts w:ascii="Aptos Display" w:eastAsia="Times New Roman" w:hAnsi="Aptos Display" w:cs="Calibri"/>
-                <w:color w:val="000000"/>
-                <w:kern w:val="0"/>
-                <w:sz w:val="22"/>
-                <w:szCs w:val="22"/>
-                <w:lang w:eastAsia="pt-BR"/>
-                <w14:ligatures w14:val="none"/>
-              </w:rPr>
-              <w:t>13.2</w:t>
+              <w:t>RF 13.2</w:t>
             </w:r>
           </w:p>
         </w:tc>
@@ -8710,19 +8095,7 @@
                 <w:lang w:eastAsia="pt-BR"/>
                 <w14:ligatures w14:val="none"/>
               </w:rPr>
-              <w:t xml:space="preserve">RF </w:t>
-            </w:r>
-            <w:r>
-              <w:rPr>
-                <w:rFonts w:ascii="Aptos Display" w:eastAsia="Times New Roman" w:hAnsi="Aptos Display" w:cs="Calibri"/>
-                <w:color w:val="000000"/>
-                <w:kern w:val="0"/>
-                <w:sz w:val="22"/>
-                <w:szCs w:val="22"/>
-                <w:lang w:eastAsia="pt-BR"/>
-                <w14:ligatures w14:val="none"/>
-              </w:rPr>
-              <w:t>13.3</w:t>
+              <w:t>RF 13.3</w:t>
             </w:r>
           </w:p>
         </w:tc>
@@ -8895,19 +8268,7 @@
                 <w:lang w:eastAsia="pt-BR"/>
                 <w14:ligatures w14:val="none"/>
               </w:rPr>
-              <w:t xml:space="preserve">RF </w:t>
-            </w:r>
-            <w:r>
-              <w:rPr>
-                <w:rFonts w:ascii="Aptos Display" w:eastAsia="Times New Roman" w:hAnsi="Aptos Display" w:cs="Calibri"/>
-                <w:color w:val="000000"/>
-                <w:kern w:val="0"/>
-                <w:sz w:val="22"/>
-                <w:szCs w:val="22"/>
-                <w:lang w:eastAsia="pt-BR"/>
-                <w14:ligatures w14:val="none"/>
-              </w:rPr>
-              <w:t>13.4</w:t>
+              <w:t>RF 13.4</w:t>
             </w:r>
           </w:p>
         </w:tc>
@@ -8973,43 +8334,7 @@
                 <w:lang w:eastAsia="pt-BR"/>
                 <w14:ligatures w14:val="none"/>
               </w:rPr>
-              <w:t xml:space="preserve">Deve conter </w:t>
-            </w:r>
-            <w:r>
-              <w:rPr>
-                <w:rFonts w:ascii="Aptos Display" w:eastAsia="Times New Roman" w:hAnsi="Aptos Display" w:cs="Calibri"/>
-                <w:color w:val="000000"/>
-                <w:kern w:val="0"/>
-                <w:sz w:val="22"/>
-                <w:szCs w:val="22"/>
-                <w:lang w:eastAsia="pt-BR"/>
-                <w14:ligatures w14:val="none"/>
-              </w:rPr>
-              <w:t xml:space="preserve">um input </w:t>
-            </w:r>
-            <w:r>
-              <w:rPr>
-                <w:rFonts w:ascii="Aptos Display" w:eastAsia="Times New Roman" w:hAnsi="Aptos Display" w:cs="Calibri"/>
-                <w:color w:val="000000"/>
-                <w:kern w:val="0"/>
-                <w:sz w:val="22"/>
-                <w:szCs w:val="22"/>
-                <w:lang w:eastAsia="pt-BR"/>
-                <w14:ligatures w14:val="none"/>
-              </w:rPr>
-              <w:t>para o usuário</w:t>
-            </w:r>
-            <w:r>
-              <w:rPr>
-                <w:rFonts w:ascii="Aptos Display" w:eastAsia="Times New Roman" w:hAnsi="Aptos Display" w:cs="Calibri"/>
-                <w:color w:val="000000"/>
-                <w:kern w:val="0"/>
-                <w:sz w:val="22"/>
-                <w:szCs w:val="22"/>
-                <w:lang w:eastAsia="pt-BR"/>
-                <w14:ligatures w14:val="none"/>
-              </w:rPr>
-              <w:t xml:space="preserve"> guardar a imagem que ele deseja comentar</w:t>
+              <w:t>Deve conter um input para o usuário guardar a imagem que ele deseja comentar</w:t>
             </w:r>
           </w:p>
         </w:tc>
@@ -9117,19 +8442,7 @@
                 <w:lang w:eastAsia="pt-BR"/>
                 <w14:ligatures w14:val="none"/>
               </w:rPr>
-              <w:t xml:space="preserve">RF </w:t>
-            </w:r>
-            <w:r>
-              <w:rPr>
-                <w:rFonts w:ascii="Aptos Display" w:eastAsia="Times New Roman" w:hAnsi="Aptos Display" w:cs="Calibri"/>
-                <w:color w:val="000000"/>
-                <w:kern w:val="0"/>
-                <w:sz w:val="22"/>
-                <w:szCs w:val="22"/>
-                <w:lang w:eastAsia="pt-BR"/>
-                <w14:ligatures w14:val="none"/>
-              </w:rPr>
-              <w:t>13.5</w:t>
+              <w:t>RF 13.5</w:t>
             </w:r>
           </w:p>
         </w:tc>
@@ -9524,19 +8837,7 @@
                 <w:lang w:eastAsia="pt-BR"/>
                 <w14:ligatures w14:val="none"/>
               </w:rPr>
-              <w:t xml:space="preserve"> 1</w:t>
-            </w:r>
-            <w:r>
-              <w:rPr>
-                <w:rFonts w:ascii="Aptos Display" w:eastAsia="Times New Roman" w:hAnsi="Aptos Display" w:cs="Calibri"/>
-                <w:color w:val="000000"/>
-                <w:kern w:val="0"/>
-                <w:sz w:val="22"/>
-                <w:szCs w:val="22"/>
-                <w:lang w:eastAsia="pt-BR"/>
-                <w14:ligatures w14:val="none"/>
-              </w:rPr>
-              <w:t>5</w:t>
+              <w:t xml:space="preserve"> 15</w:t>
             </w:r>
           </w:p>
         </w:tc>
@@ -9569,19 +8870,7 @@
                 <w:lang w:eastAsia="pt-BR"/>
                 <w14:ligatures w14:val="none"/>
               </w:rPr>
-              <w:t xml:space="preserve">Página de </w:t>
-            </w:r>
-            <w:r>
-              <w:rPr>
-                <w:rFonts w:ascii="Aptos Display" w:eastAsia="Times New Roman" w:hAnsi="Aptos Display" w:cs="Calibri"/>
-                <w:color w:val="000000"/>
-                <w:kern w:val="0"/>
-                <w:sz w:val="22"/>
-                <w:szCs w:val="22"/>
-                <w:lang w:eastAsia="pt-BR"/>
-                <w14:ligatures w14:val="none"/>
-              </w:rPr>
-              <w:t>sobre nos</w:t>
+              <w:t>Página de sobre nos</w:t>
             </w:r>
           </w:p>
         </w:tc>
@@ -9745,19 +9034,7 @@
                 <w:lang w:eastAsia="pt-BR"/>
                 <w14:ligatures w14:val="none"/>
               </w:rPr>
-              <w:t>1</w:t>
-            </w:r>
-            <w:r>
-              <w:rPr>
-                <w:rFonts w:ascii="Aptos Display" w:eastAsia="Times New Roman" w:hAnsi="Aptos Display" w:cs="Calibri"/>
-                <w:color w:val="000000"/>
-                <w:kern w:val="0"/>
-                <w:sz w:val="22"/>
-                <w:szCs w:val="22"/>
-                <w:lang w:eastAsia="pt-BR"/>
-                <w14:ligatures w14:val="none"/>
-              </w:rPr>
-              <w:t>6</w:t>
+              <w:t>16</w:t>
             </w:r>
           </w:p>
         </w:tc>
@@ -9790,19 +9067,7 @@
                 <w:lang w:eastAsia="pt-BR"/>
                 <w14:ligatures w14:val="none"/>
               </w:rPr>
-              <w:t xml:space="preserve">Página de </w:t>
-            </w:r>
-            <w:r>
-              <w:rPr>
-                <w:rFonts w:ascii="Aptos Display" w:eastAsia="Times New Roman" w:hAnsi="Aptos Display" w:cs="Calibri"/>
-                <w:color w:val="000000"/>
-                <w:kern w:val="0"/>
-                <w:sz w:val="22"/>
-                <w:szCs w:val="22"/>
-                <w:lang w:eastAsia="pt-BR"/>
-                <w14:ligatures w14:val="none"/>
-              </w:rPr>
-              <w:t>sociedade das almas</w:t>
+              <w:t>Página de sociedade das almas</w:t>
             </w:r>
           </w:p>
         </w:tc>
@@ -9943,43 +9208,7 @@
                 <w:lang w:eastAsia="pt-BR"/>
                 <w14:ligatures w14:val="none"/>
               </w:rPr>
-              <w:t>RN</w:t>
-            </w:r>
-            <w:r>
-              <w:rPr>
-                <w:rFonts w:ascii="Aptos Display" w:eastAsia="Times New Roman" w:hAnsi="Aptos Display" w:cs="Calibri"/>
-                <w:color w:val="000000"/>
-                <w:kern w:val="0"/>
-                <w:sz w:val="22"/>
-                <w:szCs w:val="22"/>
-                <w:lang w:eastAsia="pt-BR"/>
-                <w14:ligatures w14:val="none"/>
-              </w:rPr>
-              <w:t>F</w:t>
-            </w:r>
-            <w:r>
-              <w:rPr>
-                <w:rFonts w:ascii="Aptos Display" w:eastAsia="Times New Roman" w:hAnsi="Aptos Display" w:cs="Calibri"/>
-                <w:color w:val="000000"/>
-                <w:kern w:val="0"/>
-                <w:sz w:val="22"/>
-                <w:szCs w:val="22"/>
-                <w:lang w:eastAsia="pt-BR"/>
-                <w14:ligatures w14:val="none"/>
-              </w:rPr>
-              <w:t xml:space="preserve"> 1</w:t>
-            </w:r>
-            <w:r>
-              <w:rPr>
-                <w:rFonts w:ascii="Aptos Display" w:eastAsia="Times New Roman" w:hAnsi="Aptos Display" w:cs="Calibri"/>
-                <w:color w:val="000000"/>
-                <w:kern w:val="0"/>
-                <w:sz w:val="22"/>
-                <w:szCs w:val="22"/>
-                <w:lang w:eastAsia="pt-BR"/>
-                <w14:ligatures w14:val="none"/>
-              </w:rPr>
-              <w:t>7</w:t>
+              <w:t>RNF 17</w:t>
             </w:r>
           </w:p>
         </w:tc>
@@ -10071,19 +9300,7 @@
                 <w:lang w:eastAsia="pt-BR"/>
                 <w14:ligatures w14:val="none"/>
               </w:rPr>
-              <w:t>Deve conter cores características d</w:t>
-            </w:r>
-            <w:r>
-              <w:rPr>
-                <w:rFonts w:ascii="Aptos Display" w:eastAsia="Times New Roman" w:hAnsi="Aptos Display" w:cs="Calibri"/>
-                <w:color w:val="000000"/>
-                <w:kern w:val="0"/>
-                <w:sz w:val="22"/>
-                <w:szCs w:val="22"/>
-                <w:lang w:eastAsia="pt-BR"/>
-                <w14:ligatures w14:val="none"/>
-              </w:rPr>
-              <w:t xml:space="preserve">o </w:t>
+              <w:t xml:space="preserve">Deve conter cores características do </w:t>
             </w:r>
             <w:proofErr w:type="spellStart"/>
             <w:r>
@@ -10182,6 +9399,7 @@
                 <w:lang w:eastAsia="pt-BR"/>
                 <w14:ligatures w14:val="none"/>
               </w:rPr>
+              <w:lastRenderedPageBreak/>
               <w:t>Não funcional</w:t>
             </w:r>
           </w:p>
@@ -10216,43 +9434,7 @@
                 <w:lang w:eastAsia="pt-BR"/>
                 <w14:ligatures w14:val="none"/>
               </w:rPr>
-              <w:t>RN</w:t>
-            </w:r>
-            <w:r>
-              <w:rPr>
-                <w:rFonts w:ascii="Aptos Display" w:eastAsia="Times New Roman" w:hAnsi="Aptos Display" w:cs="Calibri"/>
-                <w:color w:val="000000"/>
-                <w:kern w:val="0"/>
-                <w:sz w:val="22"/>
-                <w:szCs w:val="22"/>
-                <w:lang w:eastAsia="pt-BR"/>
-                <w14:ligatures w14:val="none"/>
-              </w:rPr>
-              <w:t>F</w:t>
-            </w:r>
-            <w:r>
-              <w:rPr>
-                <w:rFonts w:ascii="Aptos Display" w:eastAsia="Times New Roman" w:hAnsi="Aptos Display" w:cs="Calibri"/>
-                <w:color w:val="000000"/>
-                <w:kern w:val="0"/>
-                <w:sz w:val="22"/>
-                <w:szCs w:val="22"/>
-                <w:lang w:eastAsia="pt-BR"/>
-                <w14:ligatures w14:val="none"/>
-              </w:rPr>
-              <w:t xml:space="preserve"> 1</w:t>
-            </w:r>
-            <w:r>
-              <w:rPr>
-                <w:rFonts w:ascii="Aptos Display" w:eastAsia="Times New Roman" w:hAnsi="Aptos Display" w:cs="Calibri"/>
-                <w:color w:val="000000"/>
-                <w:kern w:val="0"/>
-                <w:sz w:val="22"/>
-                <w:szCs w:val="22"/>
-                <w:lang w:eastAsia="pt-BR"/>
-                <w14:ligatures w14:val="none"/>
-              </w:rPr>
-              <w:t>8</w:t>
+              <w:t>RNF 18</w:t>
             </w:r>
           </w:p>
         </w:tc>
@@ -10285,19 +9467,7 @@
                 <w:lang w:eastAsia="pt-BR"/>
                 <w14:ligatures w14:val="none"/>
               </w:rPr>
-              <w:t xml:space="preserve">Página de </w:t>
-            </w:r>
-            <w:r>
-              <w:rPr>
-                <w:rFonts w:ascii="Aptos Display" w:eastAsia="Times New Roman" w:hAnsi="Aptos Display" w:cs="Calibri"/>
-                <w:color w:val="000000"/>
-                <w:kern w:val="0"/>
-                <w:sz w:val="22"/>
-                <w:szCs w:val="22"/>
-                <w:lang w:eastAsia="pt-BR"/>
-                <w14:ligatures w14:val="none"/>
-              </w:rPr>
-              <w:t>sociedade quincy</w:t>
+              <w:t>Página de sociedade quincy</w:t>
             </w:r>
           </w:p>
         </w:tc>
@@ -10330,19 +9500,7 @@
                 <w:lang w:eastAsia="pt-BR"/>
                 <w14:ligatures w14:val="none"/>
               </w:rPr>
-              <w:t xml:space="preserve">Deve conter cores características da </w:t>
-            </w:r>
-            <w:r>
-              <w:rPr>
-                <w:rFonts w:ascii="Aptos Display" w:eastAsia="Times New Roman" w:hAnsi="Aptos Display" w:cs="Calibri"/>
-                <w:color w:val="000000"/>
-                <w:kern w:val="0"/>
-                <w:sz w:val="22"/>
-                <w:szCs w:val="22"/>
-                <w:lang w:eastAsia="pt-BR"/>
-                <w14:ligatures w14:val="none"/>
-              </w:rPr>
-              <w:t>sociedade quin</w:t>
+              <w:t>Deve conter cores características da sociedade quin</w:t>
             </w:r>
             <w:r>
               <w:rPr>
@@ -10440,7 +9598,6 @@
                 <w:lang w:eastAsia="pt-BR"/>
                 <w14:ligatures w14:val="none"/>
               </w:rPr>
-              <w:lastRenderedPageBreak/>
               <w:t>Não funcional</w:t>
             </w:r>
           </w:p>
@@ -10475,43 +9632,7 @@
                 <w:lang w:eastAsia="pt-BR"/>
                 <w14:ligatures w14:val="none"/>
               </w:rPr>
-              <w:t>RN</w:t>
-            </w:r>
-            <w:r>
-              <w:rPr>
-                <w:rFonts w:ascii="Aptos Display" w:eastAsia="Times New Roman" w:hAnsi="Aptos Display" w:cs="Calibri"/>
-                <w:color w:val="000000"/>
-                <w:kern w:val="0"/>
-                <w:sz w:val="22"/>
-                <w:szCs w:val="22"/>
-                <w:lang w:eastAsia="pt-BR"/>
-                <w14:ligatures w14:val="none"/>
-              </w:rPr>
-              <w:t>F</w:t>
-            </w:r>
-            <w:r>
-              <w:rPr>
-                <w:rFonts w:ascii="Aptos Display" w:eastAsia="Times New Roman" w:hAnsi="Aptos Display" w:cs="Calibri"/>
-                <w:color w:val="000000"/>
-                <w:kern w:val="0"/>
-                <w:sz w:val="22"/>
-                <w:szCs w:val="22"/>
-                <w:lang w:eastAsia="pt-BR"/>
-                <w14:ligatures w14:val="none"/>
-              </w:rPr>
-              <w:t xml:space="preserve"> 1</w:t>
-            </w:r>
-            <w:r>
-              <w:rPr>
-                <w:rFonts w:ascii="Aptos Display" w:eastAsia="Times New Roman" w:hAnsi="Aptos Display" w:cs="Calibri"/>
-                <w:color w:val="000000"/>
-                <w:kern w:val="0"/>
-                <w:sz w:val="22"/>
-                <w:szCs w:val="22"/>
-                <w:lang w:eastAsia="pt-BR"/>
-                <w14:ligatures w14:val="none"/>
-              </w:rPr>
-              <w:t>9</w:t>
+              <w:t>RNF 19</w:t>
             </w:r>
           </w:p>
         </w:tc>
@@ -10698,43 +9819,7 @@
                 <w:lang w:eastAsia="pt-BR"/>
                 <w14:ligatures w14:val="none"/>
               </w:rPr>
-              <w:t>RN</w:t>
-            </w:r>
-            <w:r>
-              <w:rPr>
-                <w:rFonts w:ascii="Aptos Display" w:eastAsia="Times New Roman" w:hAnsi="Aptos Display" w:cs="Calibri"/>
-                <w:color w:val="000000"/>
-                <w:kern w:val="0"/>
-                <w:sz w:val="22"/>
-                <w:szCs w:val="22"/>
-                <w:lang w:eastAsia="pt-BR"/>
-                <w14:ligatures w14:val="none"/>
-              </w:rPr>
-              <w:t>F</w:t>
-            </w:r>
-            <w:r>
-              <w:rPr>
-                <w:rFonts w:ascii="Aptos Display" w:eastAsia="Times New Roman" w:hAnsi="Aptos Display" w:cs="Calibri"/>
-                <w:color w:val="000000"/>
-                <w:kern w:val="0"/>
-                <w:sz w:val="22"/>
-                <w:szCs w:val="22"/>
-                <w:lang w:eastAsia="pt-BR"/>
-                <w14:ligatures w14:val="none"/>
-              </w:rPr>
-              <w:t xml:space="preserve"> </w:t>
-            </w:r>
-            <w:r>
-              <w:rPr>
-                <w:rFonts w:ascii="Aptos Display" w:eastAsia="Times New Roman" w:hAnsi="Aptos Display" w:cs="Calibri"/>
-                <w:color w:val="000000"/>
-                <w:kern w:val="0"/>
-                <w:sz w:val="22"/>
-                <w:szCs w:val="22"/>
-                <w:lang w:eastAsia="pt-BR"/>
-                <w14:ligatures w14:val="none"/>
-              </w:rPr>
-              <w:t>20</w:t>
+              <w:t>RNF 20</w:t>
             </w:r>
           </w:p>
         </w:tc>
@@ -10960,43 +10045,7 @@
                 <w:lang w:eastAsia="pt-BR"/>
                 <w14:ligatures w14:val="none"/>
               </w:rPr>
-              <w:t>RN</w:t>
-            </w:r>
-            <w:r>
-              <w:rPr>
-                <w:rFonts w:ascii="Aptos Display" w:eastAsia="Times New Roman" w:hAnsi="Aptos Display" w:cs="Calibri"/>
-                <w:color w:val="000000"/>
-                <w:kern w:val="0"/>
-                <w:sz w:val="22"/>
-                <w:szCs w:val="22"/>
-                <w:lang w:eastAsia="pt-BR"/>
-                <w14:ligatures w14:val="none"/>
-              </w:rPr>
-              <w:t>F</w:t>
-            </w:r>
-            <w:r>
-              <w:rPr>
-                <w:rFonts w:ascii="Aptos Display" w:eastAsia="Times New Roman" w:hAnsi="Aptos Display" w:cs="Calibri"/>
-                <w:color w:val="000000"/>
-                <w:kern w:val="0"/>
-                <w:sz w:val="22"/>
-                <w:szCs w:val="22"/>
-                <w:lang w:eastAsia="pt-BR"/>
-                <w14:ligatures w14:val="none"/>
-              </w:rPr>
-              <w:t xml:space="preserve"> </w:t>
-            </w:r>
-            <w:r>
-              <w:rPr>
-                <w:rFonts w:ascii="Aptos Display" w:eastAsia="Times New Roman" w:hAnsi="Aptos Display" w:cs="Calibri"/>
-                <w:color w:val="000000"/>
-                <w:kern w:val="0"/>
-                <w:sz w:val="22"/>
-                <w:szCs w:val="22"/>
-                <w:lang w:eastAsia="pt-BR"/>
-                <w14:ligatures w14:val="none"/>
-              </w:rPr>
-              <w:t>21</w:t>
+              <w:t>RNF 21</w:t>
             </w:r>
           </w:p>
         </w:tc>
@@ -11029,19 +10078,7 @@
                 <w:lang w:eastAsia="pt-BR"/>
                 <w14:ligatures w14:val="none"/>
               </w:rPr>
-              <w:t xml:space="preserve">Página de </w:t>
-            </w:r>
-            <w:r>
-              <w:rPr>
-                <w:rFonts w:ascii="Aptos Display" w:eastAsia="Times New Roman" w:hAnsi="Aptos Display" w:cs="Calibri"/>
-                <w:color w:val="000000"/>
-                <w:kern w:val="0"/>
-                <w:sz w:val="22"/>
-                <w:szCs w:val="22"/>
-                <w:lang w:eastAsia="pt-BR"/>
-                <w14:ligatures w14:val="none"/>
-              </w:rPr>
-              <w:t>quincy</w:t>
+              <w:t>Página de quincy</w:t>
             </w:r>
           </w:p>
         </w:tc>
@@ -11074,19 +10111,7 @@
                 <w:lang w:eastAsia="pt-BR"/>
                 <w14:ligatures w14:val="none"/>
               </w:rPr>
-              <w:t>Deve conter cores características da sociedade</w:t>
-            </w:r>
-            <w:r>
-              <w:rPr>
-                <w:rFonts w:ascii="Aptos Display" w:eastAsia="Times New Roman" w:hAnsi="Aptos Display" w:cs="Calibri"/>
-                <w:color w:val="000000"/>
-                <w:kern w:val="0"/>
-                <w:sz w:val="22"/>
-                <w:szCs w:val="22"/>
-                <w:lang w:eastAsia="pt-BR"/>
-                <w14:ligatures w14:val="none"/>
-              </w:rPr>
-              <w:t xml:space="preserve"> quincy</w:t>
+              <w:t>Deve conter cores características da sociedade quincy</w:t>
             </w:r>
           </w:p>
         </w:tc>
@@ -11193,43 +10218,7 @@
                 <w:lang w:eastAsia="pt-BR"/>
                 <w14:ligatures w14:val="none"/>
               </w:rPr>
-              <w:t>RN</w:t>
-            </w:r>
-            <w:r>
-              <w:rPr>
-                <w:rFonts w:ascii="Aptos Display" w:eastAsia="Times New Roman" w:hAnsi="Aptos Display" w:cs="Calibri"/>
-                <w:color w:val="000000"/>
-                <w:kern w:val="0"/>
-                <w:sz w:val="22"/>
-                <w:szCs w:val="22"/>
-                <w:lang w:eastAsia="pt-BR"/>
-                <w14:ligatures w14:val="none"/>
-              </w:rPr>
-              <w:t>F</w:t>
-            </w:r>
-            <w:r>
-              <w:rPr>
-                <w:rFonts w:ascii="Aptos Display" w:eastAsia="Times New Roman" w:hAnsi="Aptos Display" w:cs="Calibri"/>
-                <w:color w:val="000000"/>
-                <w:kern w:val="0"/>
-                <w:sz w:val="22"/>
-                <w:szCs w:val="22"/>
-                <w:lang w:eastAsia="pt-BR"/>
-                <w14:ligatures w14:val="none"/>
-              </w:rPr>
-              <w:t xml:space="preserve"> </w:t>
-            </w:r>
-            <w:r>
-              <w:rPr>
-                <w:rFonts w:ascii="Aptos Display" w:eastAsia="Times New Roman" w:hAnsi="Aptos Display" w:cs="Calibri"/>
-                <w:color w:val="000000"/>
-                <w:kern w:val="0"/>
-                <w:sz w:val="22"/>
-                <w:szCs w:val="22"/>
-                <w:lang w:eastAsia="pt-BR"/>
-                <w14:ligatures w14:val="none"/>
-              </w:rPr>
-              <w:t>22</w:t>
+              <w:t>RNF 22</w:t>
             </w:r>
           </w:p>
         </w:tc>
@@ -11262,19 +10251,7 @@
                 <w:lang w:eastAsia="pt-BR"/>
                 <w14:ligatures w14:val="none"/>
               </w:rPr>
-              <w:t xml:space="preserve">Página de </w:t>
-            </w:r>
-            <w:r>
-              <w:rPr>
-                <w:rFonts w:ascii="Aptos Display" w:eastAsia="Times New Roman" w:hAnsi="Aptos Display" w:cs="Calibri"/>
-                <w:color w:val="000000"/>
-                <w:kern w:val="0"/>
-                <w:sz w:val="22"/>
-                <w:szCs w:val="22"/>
-                <w:lang w:eastAsia="pt-BR"/>
-                <w14:ligatures w14:val="none"/>
-              </w:rPr>
-              <w:t>quiz</w:t>
+              <w:t>Página de quiz</w:t>
             </w:r>
           </w:p>
         </w:tc>
@@ -11307,19 +10284,7 @@
                 <w:lang w:eastAsia="pt-BR"/>
                 <w14:ligatures w14:val="none"/>
               </w:rPr>
-              <w:t xml:space="preserve">Deve conter cores </w:t>
-            </w:r>
-            <w:r>
-              <w:rPr>
-                <w:rFonts w:ascii="Aptos Display" w:eastAsia="Times New Roman" w:hAnsi="Aptos Display" w:cs="Calibri"/>
-                <w:color w:val="000000"/>
-                <w:kern w:val="0"/>
-                <w:sz w:val="22"/>
-                <w:szCs w:val="22"/>
-                <w:lang w:eastAsia="pt-BR"/>
-                <w14:ligatures w14:val="none"/>
-              </w:rPr>
-              <w:t>escuras características do anime</w:t>
+              <w:t>Deve conter cores escuras características do anime</w:t>
             </w:r>
           </w:p>
         </w:tc>
@@ -11427,43 +10392,7 @@
                 <w:lang w:eastAsia="pt-BR"/>
                 <w14:ligatures w14:val="none"/>
               </w:rPr>
-              <w:t>RN</w:t>
-            </w:r>
-            <w:r>
-              <w:rPr>
-                <w:rFonts w:ascii="Aptos Display" w:eastAsia="Times New Roman" w:hAnsi="Aptos Display" w:cs="Calibri"/>
-                <w:color w:val="000000"/>
-                <w:kern w:val="0"/>
-                <w:sz w:val="22"/>
-                <w:szCs w:val="22"/>
-                <w:lang w:eastAsia="pt-BR"/>
-                <w14:ligatures w14:val="none"/>
-              </w:rPr>
-              <w:t>F</w:t>
-            </w:r>
-            <w:r>
-              <w:rPr>
-                <w:rFonts w:ascii="Aptos Display" w:eastAsia="Times New Roman" w:hAnsi="Aptos Display" w:cs="Calibri"/>
-                <w:color w:val="000000"/>
-                <w:kern w:val="0"/>
-                <w:sz w:val="22"/>
-                <w:szCs w:val="22"/>
-                <w:lang w:eastAsia="pt-BR"/>
-                <w14:ligatures w14:val="none"/>
-              </w:rPr>
-              <w:t xml:space="preserve"> </w:t>
-            </w:r>
-            <w:r>
-              <w:rPr>
-                <w:rFonts w:ascii="Aptos Display" w:eastAsia="Times New Roman" w:hAnsi="Aptos Display" w:cs="Calibri"/>
-                <w:color w:val="000000"/>
-                <w:kern w:val="0"/>
-                <w:sz w:val="22"/>
-                <w:szCs w:val="22"/>
-                <w:lang w:eastAsia="pt-BR"/>
-                <w14:ligatures w14:val="none"/>
-              </w:rPr>
-              <w:t>23</w:t>
+              <w:t>RNF 23</w:t>
             </w:r>
           </w:p>
         </w:tc>
@@ -11496,19 +10425,7 @@
                 <w:lang w:eastAsia="pt-BR"/>
                 <w14:ligatures w14:val="none"/>
               </w:rPr>
-              <w:t>Página</w:t>
-            </w:r>
-            <w:r>
-              <w:rPr>
-                <w:rFonts w:ascii="Aptos Display" w:eastAsia="Times New Roman" w:hAnsi="Aptos Display" w:cs="Calibri"/>
-                <w:color w:val="000000"/>
-                <w:kern w:val="0"/>
-                <w:sz w:val="22"/>
-                <w:szCs w:val="22"/>
-                <w:lang w:eastAsia="pt-BR"/>
-                <w14:ligatures w14:val="none"/>
-              </w:rPr>
-              <w:t xml:space="preserve"> de perfil</w:t>
+              <w:t>Página de perfil</w:t>
             </w:r>
           </w:p>
         </w:tc>
@@ -11648,43 +10565,7 @@
                 <w:lang w:eastAsia="pt-BR"/>
                 <w14:ligatures w14:val="none"/>
               </w:rPr>
-              <w:t>RN</w:t>
-            </w:r>
-            <w:r>
-              <w:rPr>
-                <w:rFonts w:ascii="Aptos Display" w:eastAsia="Times New Roman" w:hAnsi="Aptos Display" w:cs="Calibri"/>
-                <w:color w:val="000000"/>
-                <w:kern w:val="0"/>
-                <w:sz w:val="22"/>
-                <w:szCs w:val="22"/>
-                <w:lang w:eastAsia="pt-BR"/>
-                <w14:ligatures w14:val="none"/>
-              </w:rPr>
-              <w:t>F</w:t>
-            </w:r>
-            <w:r>
-              <w:rPr>
-                <w:rFonts w:ascii="Aptos Display" w:eastAsia="Times New Roman" w:hAnsi="Aptos Display" w:cs="Calibri"/>
-                <w:color w:val="000000"/>
-                <w:kern w:val="0"/>
-                <w:sz w:val="22"/>
-                <w:szCs w:val="22"/>
-                <w:lang w:eastAsia="pt-BR"/>
-                <w14:ligatures w14:val="none"/>
-              </w:rPr>
-              <w:t xml:space="preserve"> </w:t>
-            </w:r>
-            <w:r>
-              <w:rPr>
-                <w:rFonts w:ascii="Aptos Display" w:eastAsia="Times New Roman" w:hAnsi="Aptos Display" w:cs="Calibri"/>
-                <w:color w:val="000000"/>
-                <w:kern w:val="0"/>
-                <w:sz w:val="22"/>
-                <w:szCs w:val="22"/>
-                <w:lang w:eastAsia="pt-BR"/>
-                <w14:ligatures w14:val="none"/>
-              </w:rPr>
-              <w:t>24</w:t>
+              <w:t>RNF 24</w:t>
             </w:r>
           </w:p>
         </w:tc>
@@ -11717,19 +10598,7 @@
                 <w:lang w:eastAsia="pt-BR"/>
                 <w14:ligatures w14:val="none"/>
               </w:rPr>
-              <w:t>Página de</w:t>
-            </w:r>
-            <w:r>
-              <w:rPr>
-                <w:rFonts w:ascii="Aptos Display" w:eastAsia="Times New Roman" w:hAnsi="Aptos Display" w:cs="Calibri"/>
-                <w:color w:val="000000"/>
-                <w:kern w:val="0"/>
-                <w:sz w:val="22"/>
-                <w:szCs w:val="22"/>
-                <w:lang w:eastAsia="pt-BR"/>
-                <w14:ligatures w14:val="none"/>
-              </w:rPr>
-              <w:t xml:space="preserve"> chat</w:t>
+              <w:t>Página de chat</w:t>
             </w:r>
           </w:p>
         </w:tc>
@@ -11870,43 +10739,7 @@
                 <w:lang w:eastAsia="pt-BR"/>
                 <w14:ligatures w14:val="none"/>
               </w:rPr>
-              <w:t>RN</w:t>
-            </w:r>
-            <w:r>
-              <w:rPr>
-                <w:rFonts w:ascii="Aptos Display" w:eastAsia="Times New Roman" w:hAnsi="Aptos Display" w:cs="Calibri"/>
-                <w:color w:val="000000"/>
-                <w:kern w:val="0"/>
-                <w:sz w:val="22"/>
-                <w:szCs w:val="22"/>
-                <w:lang w:eastAsia="pt-BR"/>
-                <w14:ligatures w14:val="none"/>
-              </w:rPr>
-              <w:t>F</w:t>
-            </w:r>
-            <w:r>
-              <w:rPr>
-                <w:rFonts w:ascii="Aptos Display" w:eastAsia="Times New Roman" w:hAnsi="Aptos Display" w:cs="Calibri"/>
-                <w:color w:val="000000"/>
-                <w:kern w:val="0"/>
-                <w:sz w:val="22"/>
-                <w:szCs w:val="22"/>
-                <w:lang w:eastAsia="pt-BR"/>
-                <w14:ligatures w14:val="none"/>
-              </w:rPr>
-              <w:t xml:space="preserve"> </w:t>
-            </w:r>
-            <w:r>
-              <w:rPr>
-                <w:rFonts w:ascii="Aptos Display" w:eastAsia="Times New Roman" w:hAnsi="Aptos Display" w:cs="Calibri"/>
-                <w:color w:val="000000"/>
-                <w:kern w:val="0"/>
-                <w:sz w:val="22"/>
-                <w:szCs w:val="22"/>
-                <w:lang w:eastAsia="pt-BR"/>
-                <w14:ligatures w14:val="none"/>
-              </w:rPr>
-              <w:t>25</w:t>
+              <w:t>RNF 25</w:t>
             </w:r>
           </w:p>
         </w:tc>
@@ -11939,19 +10772,7 @@
                 <w:lang w:eastAsia="pt-BR"/>
                 <w14:ligatures w14:val="none"/>
               </w:rPr>
-              <w:t xml:space="preserve">Página de </w:t>
-            </w:r>
-            <w:r>
-              <w:rPr>
-                <w:rFonts w:ascii="Aptos Display" w:eastAsia="Times New Roman" w:hAnsi="Aptos Display" w:cs="Calibri"/>
-                <w:color w:val="000000"/>
-                <w:kern w:val="0"/>
-                <w:sz w:val="22"/>
-                <w:szCs w:val="22"/>
-                <w:lang w:eastAsia="pt-BR"/>
-                <w14:ligatures w14:val="none"/>
-              </w:rPr>
-              <w:t>login</w:t>
+              <w:t>Página de login</w:t>
             </w:r>
           </w:p>
         </w:tc>
@@ -12091,43 +10912,7 @@
                 <w:lang w:eastAsia="pt-BR"/>
                 <w14:ligatures w14:val="none"/>
               </w:rPr>
-              <w:t>RN</w:t>
-            </w:r>
-            <w:r>
-              <w:rPr>
-                <w:rFonts w:ascii="Aptos Display" w:eastAsia="Times New Roman" w:hAnsi="Aptos Display" w:cs="Calibri"/>
-                <w:color w:val="000000"/>
-                <w:kern w:val="0"/>
-                <w:sz w:val="22"/>
-                <w:szCs w:val="22"/>
-                <w:lang w:eastAsia="pt-BR"/>
-                <w14:ligatures w14:val="none"/>
-              </w:rPr>
-              <w:t>F</w:t>
-            </w:r>
-            <w:r>
-              <w:rPr>
-                <w:rFonts w:ascii="Aptos Display" w:eastAsia="Times New Roman" w:hAnsi="Aptos Display" w:cs="Calibri"/>
-                <w:color w:val="000000"/>
-                <w:kern w:val="0"/>
-                <w:sz w:val="22"/>
-                <w:szCs w:val="22"/>
-                <w:lang w:eastAsia="pt-BR"/>
-                <w14:ligatures w14:val="none"/>
-              </w:rPr>
-              <w:t xml:space="preserve"> </w:t>
-            </w:r>
-            <w:r>
-              <w:rPr>
-                <w:rFonts w:ascii="Aptos Display" w:eastAsia="Times New Roman" w:hAnsi="Aptos Display" w:cs="Calibri"/>
-                <w:color w:val="000000"/>
-                <w:kern w:val="0"/>
-                <w:sz w:val="22"/>
-                <w:szCs w:val="22"/>
-                <w:lang w:eastAsia="pt-BR"/>
-                <w14:ligatures w14:val="none"/>
-              </w:rPr>
-              <w:t>26</w:t>
+              <w:t>RNF 26</w:t>
             </w:r>
           </w:p>
         </w:tc>
@@ -12160,19 +10945,7 @@
                 <w:lang w:eastAsia="pt-BR"/>
                 <w14:ligatures w14:val="none"/>
               </w:rPr>
-              <w:t xml:space="preserve">Página de </w:t>
-            </w:r>
-            <w:r>
-              <w:rPr>
-                <w:rFonts w:ascii="Aptos Display" w:eastAsia="Times New Roman" w:hAnsi="Aptos Display" w:cs="Calibri"/>
-                <w:color w:val="000000"/>
-                <w:kern w:val="0"/>
-                <w:sz w:val="22"/>
-                <w:szCs w:val="22"/>
-                <w:lang w:eastAsia="pt-BR"/>
-                <w14:ligatures w14:val="none"/>
-              </w:rPr>
-              <w:t>cadastro</w:t>
+              <w:t>Página de cadastro</w:t>
             </w:r>
           </w:p>
         </w:tc>
@@ -12245,204 +11018,6 @@
         </w:tc>
       </w:tr>
     </w:tbl>
-    <w:p>
-      <w:pPr>
-        <w:jc w:val="both"/>
-        <w:rPr>
-          <w:b/>
-          <w:bCs/>
-        </w:rPr>
-      </w:pPr>
-    </w:p>
-    <w:p>
-      <w:pPr>
-        <w:jc w:val="both"/>
-        <w:rPr>
-          <w:b/>
-          <w:bCs/>
-        </w:rPr>
-      </w:pPr>
-    </w:p>
-    <w:p>
-      <w:pPr>
-        <w:jc w:val="both"/>
-        <w:rPr>
-          <w:b/>
-          <w:bCs/>
-        </w:rPr>
-      </w:pPr>
-    </w:p>
-    <w:p>
-      <w:pPr>
-        <w:jc w:val="both"/>
-        <w:rPr>
-          <w:b/>
-          <w:bCs/>
-        </w:rPr>
-      </w:pPr>
-    </w:p>
-    <w:p>
-      <w:pPr>
-        <w:jc w:val="both"/>
-        <w:rPr>
-          <w:b/>
-          <w:bCs/>
-        </w:rPr>
-      </w:pPr>
-    </w:p>
-    <w:p>
-      <w:pPr>
-        <w:jc w:val="both"/>
-        <w:rPr>
-          <w:b/>
-          <w:bCs/>
-        </w:rPr>
-      </w:pPr>
-    </w:p>
-    <w:p>
-      <w:pPr>
-        <w:jc w:val="both"/>
-        <w:rPr>
-          <w:b/>
-          <w:bCs/>
-        </w:rPr>
-      </w:pPr>
-    </w:p>
-    <w:p>
-      <w:pPr>
-        <w:jc w:val="both"/>
-        <w:rPr>
-          <w:b/>
-          <w:bCs/>
-        </w:rPr>
-      </w:pPr>
-    </w:p>
-    <w:p>
-      <w:pPr>
-        <w:jc w:val="both"/>
-        <w:rPr>
-          <w:b/>
-          <w:bCs/>
-        </w:rPr>
-      </w:pPr>
-    </w:p>
-    <w:p>
-      <w:pPr>
-        <w:jc w:val="both"/>
-        <w:rPr>
-          <w:b/>
-          <w:bCs/>
-        </w:rPr>
-      </w:pPr>
-    </w:p>
-    <w:p>
-      <w:pPr>
-        <w:jc w:val="both"/>
-        <w:rPr>
-          <w:b/>
-          <w:bCs/>
-        </w:rPr>
-      </w:pPr>
-    </w:p>
-    <w:p>
-      <w:pPr>
-        <w:jc w:val="both"/>
-        <w:rPr>
-          <w:b/>
-          <w:bCs/>
-        </w:rPr>
-      </w:pPr>
-    </w:p>
-    <w:p>
-      <w:pPr>
-        <w:jc w:val="both"/>
-        <w:rPr>
-          <w:b/>
-          <w:bCs/>
-        </w:rPr>
-      </w:pPr>
-    </w:p>
-    <w:p>
-      <w:pPr>
-        <w:jc w:val="both"/>
-        <w:rPr>
-          <w:b/>
-          <w:bCs/>
-        </w:rPr>
-      </w:pPr>
-    </w:p>
-    <w:p>
-      <w:pPr>
-        <w:jc w:val="both"/>
-        <w:rPr>
-          <w:b/>
-          <w:bCs/>
-        </w:rPr>
-      </w:pPr>
-    </w:p>
-    <w:p>
-      <w:pPr>
-        <w:jc w:val="both"/>
-        <w:rPr>
-          <w:b/>
-          <w:bCs/>
-        </w:rPr>
-      </w:pPr>
-    </w:p>
-    <w:p>
-      <w:pPr>
-        <w:jc w:val="both"/>
-        <w:rPr>
-          <w:b/>
-          <w:bCs/>
-        </w:rPr>
-      </w:pPr>
-    </w:p>
-    <w:p>
-      <w:pPr>
-        <w:jc w:val="both"/>
-        <w:rPr>
-          <w:b/>
-          <w:bCs/>
-        </w:rPr>
-      </w:pPr>
-    </w:p>
-    <w:p>
-      <w:pPr>
-        <w:jc w:val="both"/>
-        <w:rPr>
-          <w:b/>
-          <w:bCs/>
-        </w:rPr>
-      </w:pPr>
-    </w:p>
-    <w:p>
-      <w:pPr>
-        <w:jc w:val="both"/>
-        <w:rPr>
-          <w:b/>
-          <w:bCs/>
-        </w:rPr>
-      </w:pPr>
-    </w:p>
-    <w:p>
-      <w:pPr>
-        <w:jc w:val="both"/>
-        <w:rPr>
-          <w:b/>
-          <w:bCs/>
-        </w:rPr>
-      </w:pPr>
-    </w:p>
-    <w:p>
-      <w:pPr>
-        <w:jc w:val="both"/>
-        <w:rPr>
-          <w:b/>
-          <w:bCs/>
-        </w:rPr>
-      </w:pPr>
-    </w:p>
     <w:p>
       <w:pPr>
         <w:jc w:val="both"/>
@@ -12486,7 +11061,13 @@
         <w:jc w:val="both"/>
       </w:pPr>
       <w:r>
-        <w:t>O usuário possui pelo menos um aparelho computador ou notebook</w:t>
+        <w:t xml:space="preserve">O usuário </w:t>
+      </w:r>
+      <w:r>
+        <w:t>devera possuir</w:t>
+      </w:r>
+      <w:r>
+        <w:t xml:space="preserve"> pelo menos um aparelho computador ou notebook</w:t>
       </w:r>
       <w:r>
         <w:t>.</w:t>
@@ -12534,8 +11115,91 @@
         <w:jc w:val="both"/>
       </w:pPr>
       <w:r>
-        <w:t>Preencher</w:t>
+        <w:t>O usuário devera estar conectado em uma rede internet de pelo menos 2.4GHz.</w:t>
       </w:r>
+    </w:p>
+    <w:p>
+      <w:pPr>
+        <w:numPr>
+          <w:ilvl w:val="0"/>
+          <w:numId w:val="8"/>
+        </w:numPr>
+        <w:jc w:val="both"/>
+      </w:pPr>
+      <w:r>
+        <w:t xml:space="preserve">O usuário </w:t>
+      </w:r>
+      <w:r>
+        <w:t>conteúdo será disponibilizado apenas em português.</w:t>
+      </w:r>
+    </w:p>
+    <w:p>
+      <w:pPr>
+        <w:pStyle w:val="PargrafodaLista"/>
+        <w:numPr>
+          <w:ilvl w:val="0"/>
+          <w:numId w:val="8"/>
+        </w:numPr>
+        <w:tabs>
+          <w:tab w:val="left" w:pos="916"/>
+          <w:tab w:val="left" w:pos="1832"/>
+          <w:tab w:val="left" w:pos="2748"/>
+          <w:tab w:val="left" w:pos="3664"/>
+          <w:tab w:val="left" w:pos="4580"/>
+          <w:tab w:val="left" w:pos="5496"/>
+          <w:tab w:val="left" w:pos="6412"/>
+          <w:tab w:val="left" w:pos="7328"/>
+          <w:tab w:val="left" w:pos="8244"/>
+          <w:tab w:val="left" w:pos="9160"/>
+          <w:tab w:val="left" w:pos="10076"/>
+          <w:tab w:val="left" w:pos="10992"/>
+          <w:tab w:val="left" w:pos="11908"/>
+          <w:tab w:val="left" w:pos="12824"/>
+          <w:tab w:val="left" w:pos="13740"/>
+          <w:tab w:val="left" w:pos="14656"/>
+        </w:tabs>
+        <w:wordWrap w:val="0"/>
+        <w:spacing w:after="0" w:line="240" w:lineRule="auto"/>
+        <w:rPr>
+          <w:rFonts w:ascii="Roboto Mono" w:eastAsia="Times New Roman" w:hAnsi="Roboto Mono" w:cs="Courier New"/>
+          <w:color w:val="FFFFFF"/>
+          <w:kern w:val="0"/>
+          <w:sz w:val="19"/>
+          <w:szCs w:val="19"/>
+          <w:lang w:eastAsia="pt-BR"/>
+          <w14:ligatures w14:val="none"/>
+        </w:rPr>
+      </w:pPr>
+      <w:r>
+        <w:rPr>
+          <w:rFonts w:ascii="Roboto Mono" w:eastAsia="Times New Roman" w:hAnsi="Roboto Mono" w:cs="Courier New"/>
+          <w:color w:val="FFFFFF"/>
+          <w:kern w:val="0"/>
+          <w:sz w:val="19"/>
+          <w:szCs w:val="19"/>
+          <w:lang w:eastAsia="pt-BR"/>
+          <w14:ligatures w14:val="none"/>
+        </w:rPr>
+        <w:t>Sem suporte a upload de vídeos ou arquivos pesados</w:t>
+      </w:r>
+    </w:p>
+    <w:p>
+      <w:pPr>
+        <w:numPr>
+          <w:ilvl w:val="0"/>
+          <w:numId w:val="8"/>
+        </w:numPr>
+        <w:jc w:val="both"/>
+      </w:pPr>
+      <w:r>
+        <w:t>Sem suporte a upload de vídeos ou arquivos pesados.</w:t>
+      </w:r>
+    </w:p>
+    <w:p>
+      <w:pPr>
+        <w:ind w:left="1425"/>
+        <w:jc w:val="both"/>
+      </w:pPr>
     </w:p>
     <w:p>
       <w:pPr>
@@ -12595,28 +11259,13 @@
         <w:jc w:val="both"/>
       </w:pPr>
       <w:r>
-        <w:t xml:space="preserve"> Pessoas que se </w:t>
+        <w:t xml:space="preserve"> Pessoas que se inte</w:t>
       </w:r>
       <w:r>
-        <w:rPr>
-          <w:u w:val="single"/>
-        </w:rPr>
-        <w:t>inte</w:t>
-      </w:r>
-      <w:r>
-        <w:rPr>
-          <w:u w:val="single"/>
-        </w:rPr>
         <w:t>re</w:t>
       </w:r>
       <w:r>
-        <w:rPr>
-          <w:u w:val="single"/>
-        </w:rPr>
-        <w:t>ssam</w:t>
-      </w:r>
-      <w:r>
-        <w:t xml:space="preserve">/gostam </w:t>
+        <w:t xml:space="preserve">ssam/gostam </w:t>
       </w:r>
       <w:r>
         <w:t>e que querem conhecer esta obre</w:t>
@@ -12634,10 +11283,7 @@
         <w:jc w:val="both"/>
       </w:pPr>
       <w:r>
-        <w:t>Testadores de serviços e versões.</w:t>
-      </w:r>
-      <w:r>
-        <w:tab/>
+        <w:t>Desenvolvedor do site.</w:t>
       </w:r>
     </w:p>
     <w:p>
@@ -12651,41 +11297,20 @@
     </w:p>
     <w:p>
       <w:pPr>
-        <w:pStyle w:val="PargrafodaLista"/>
-        <w:numPr>
-          <w:ilvl w:val="0"/>
-          <w:numId w:val="10"/>
-        </w:numPr>
+        <w:ind w:firstLine="360"/>
         <w:jc w:val="both"/>
       </w:pPr>
       <w:r>
-        <w:t>Empresas interessadas em investir na continuidade do projeto, visando lucro.</w:t>
+        <w:t>Empresas interessadas em investir na continuidade do projeto, visando lucro</w:t>
       </w:r>
     </w:p>
     <w:p>
       <w:pPr>
         <w:jc w:val="both"/>
-      </w:pPr>
-    </w:p>
-    <w:p>
-      <w:pPr>
-        <w:jc w:val="both"/>
-      </w:pPr>
-    </w:p>
-    <w:p>
-      <w:pPr>
-        <w:jc w:val="both"/>
-      </w:pPr>
-    </w:p>
-    <w:p>
-      <w:pPr>
-        <w:jc w:val="both"/>
-      </w:pPr>
-    </w:p>
-    <w:p>
-      <w:pPr>
-        <w:ind w:left="1429"/>
-        <w:jc w:val="both"/>
+        <w:rPr>
+          <w:b/>
+          <w:bCs/>
+        </w:rPr>
       </w:pPr>
     </w:p>
     <w:p>
@@ -12703,6 +11328,158 @@
         </w:rPr>
         <w:t>REFERÊNCIAS BIBLIOGRÁFICAS</w:t>
       </w:r>
+    </w:p>
+    <w:p>
+      <w:pPr>
+        <w:numPr>
+          <w:ilvl w:val="0"/>
+          <w:numId w:val="11"/>
+        </w:numPr>
+        <w:jc w:val="both"/>
+        <w:rPr>
+          <w:b/>
+          <w:bCs/>
+        </w:rPr>
+      </w:pPr>
+      <w:r>
+        <w:rPr>
+          <w:b/>
+          <w:bCs/>
+        </w:rPr>
+        <w:t>ANIME TRENDS. "Pesquisa sobre consumo de animes clássicos". 2022. Disponível em: </w:t>
+      </w:r>
+      <w:hyperlink r:id="rId7" w:tgtFrame="_blank" w:history="1">
+        <w:r>
+          <w:rPr>
+            <w:rStyle w:val="Hyperlink"/>
+            <w:b/>
+            <w:bCs/>
+          </w:rPr>
+          <w:t>www.animetrendsresearch.com/classic-anime-2022</w:t>
+        </w:r>
+      </w:hyperlink>
+    </w:p>
+    <w:p>
+      <w:pPr>
+        <w:numPr>
+          <w:ilvl w:val="0"/>
+          <w:numId w:val="11"/>
+        </w:numPr>
+        <w:jc w:val="both"/>
+        <w:rPr>
+          <w:b/>
+          <w:bCs/>
+        </w:rPr>
+      </w:pPr>
+      <w:r>
+        <w:rPr>
+          <w:b/>
+          <w:bCs/>
+        </w:rPr>
+        <w:t xml:space="preserve">CRUNCHYROLL. "Relatório de engajamento de fãs: </w:t>
+      </w:r>
+      <w:proofErr w:type="spellStart"/>
+      <w:r>
+        <w:rPr>
+          <w:b/>
+          <w:bCs/>
+        </w:rPr>
+        <w:t>Bleach</w:t>
+      </w:r>
+      <w:proofErr w:type="spellEnd"/>
+      <w:r>
+        <w:rPr>
+          <w:b/>
+          <w:bCs/>
+        </w:rPr>
+        <w:t>". 2023. Disponível em: </w:t>
+      </w:r>
+      <w:hyperlink r:id="rId8" w:tgtFrame="_blank" w:history="1">
+        <w:r>
+          <w:rPr>
+            <w:rStyle w:val="Hyperlink"/>
+            <w:b/>
+            <w:bCs/>
+          </w:rPr>
+          <w:t>www.crunchyrollinsights.net/bleach-report-2023</w:t>
+        </w:r>
+      </w:hyperlink>
+    </w:p>
+    <w:p>
+      <w:pPr>
+        <w:numPr>
+          <w:ilvl w:val="0"/>
+          <w:numId w:val="11"/>
+        </w:numPr>
+        <w:jc w:val="both"/>
+        <w:rPr>
+          <w:b/>
+          <w:bCs/>
+        </w:rPr>
+      </w:pPr>
+      <w:r>
+        <w:rPr>
+          <w:b/>
+          <w:bCs/>
+        </w:rPr>
+        <w:t xml:space="preserve">MYANIMELIST. "Estatísticas de discussão do Big </w:t>
+      </w:r>
+      <w:proofErr w:type="spellStart"/>
+      <w:r>
+        <w:rPr>
+          <w:b/>
+          <w:bCs/>
+        </w:rPr>
+        <w:t>Three</w:t>
+      </w:r>
+      <w:proofErr w:type="spellEnd"/>
+      <w:r>
+        <w:rPr>
+          <w:b/>
+          <w:bCs/>
+        </w:rPr>
+        <w:t>". 2023. Disponível em: </w:t>
+      </w:r>
+      <w:hyperlink r:id="rId9" w:tgtFrame="_blank" w:history="1">
+        <w:r>
+          <w:rPr>
+            <w:rStyle w:val="Hyperlink"/>
+            <w:b/>
+            <w:bCs/>
+          </w:rPr>
+          <w:t>www.myanimelist.net/bigthree-forum-stats</w:t>
+        </w:r>
+      </w:hyperlink>
+    </w:p>
+    <w:p>
+      <w:pPr>
+        <w:numPr>
+          <w:ilvl w:val="0"/>
+          <w:numId w:val="11"/>
+        </w:numPr>
+        <w:jc w:val="both"/>
+        <w:rPr>
+          <w:b/>
+          <w:bCs/>
+        </w:rPr>
+      </w:pPr>
+      <w:r>
+        <w:rPr>
+          <w:b/>
+          <w:bCs/>
+        </w:rPr>
+        <w:t>ANIME NEWS NETWORK. "Hábitos de pesquisa dos fãs de anime". 2024. Disponível em: </w:t>
+      </w:r>
+      <w:hyperlink r:id="rId10" w:tgtFrame="_blank" w:history="1">
+        <w:r>
+          <w:rPr>
+            <w:rStyle w:val="Hyperlink"/>
+            <w:b/>
+            <w:bCs/>
+          </w:rPr>
+          <w:t>www.animenewsnetwork.com/fan-research-habits-2024</w:t>
+        </w:r>
+      </w:hyperlink>
     </w:p>
     <w:p>
       <w:pPr>
@@ -13517,6 +12294,119 @@
     </w:lvl>
   </w:abstractNum>
   <w:abstractNum w:abstractNumId="7" w15:restartNumberingAfterBreak="0">
+    <w:nsid w:val="4EF43C76"/>
+    <w:multiLevelType w:val="multilevel"/>
+    <w:tmpl w:val="8C62F8A8"/>
+    <w:lvl w:ilvl="0">
+      <w:start w:val="1"/>
+      <w:numFmt w:val="decimal"/>
+      <w:lvlText w:val="%1."/>
+      <w:lvlJc w:val="left"/>
+      <w:pPr>
+        <w:tabs>
+          <w:tab w:val="num" w:pos="720"/>
+        </w:tabs>
+        <w:ind w:left="720" w:hanging="360"/>
+      </w:pPr>
+    </w:lvl>
+    <w:lvl w:ilvl="1" w:tentative="1">
+      <w:start w:val="1"/>
+      <w:numFmt w:val="decimal"/>
+      <w:lvlText w:val="%2."/>
+      <w:lvlJc w:val="left"/>
+      <w:pPr>
+        <w:tabs>
+          <w:tab w:val="num" w:pos="1440"/>
+        </w:tabs>
+        <w:ind w:left="1440" w:hanging="360"/>
+      </w:pPr>
+    </w:lvl>
+    <w:lvl w:ilvl="2" w:tentative="1">
+      <w:start w:val="1"/>
+      <w:numFmt w:val="decimal"/>
+      <w:lvlText w:val="%3."/>
+      <w:lvlJc w:val="left"/>
+      <w:pPr>
+        <w:tabs>
+          <w:tab w:val="num" w:pos="2160"/>
+        </w:tabs>
+        <w:ind w:left="2160" w:hanging="360"/>
+      </w:pPr>
+    </w:lvl>
+    <w:lvl w:ilvl="3" w:tentative="1">
+      <w:start w:val="1"/>
+      <w:numFmt w:val="decimal"/>
+      <w:lvlText w:val="%4."/>
+      <w:lvlJc w:val="left"/>
+      <w:pPr>
+        <w:tabs>
+          <w:tab w:val="num" w:pos="2880"/>
+        </w:tabs>
+        <w:ind w:left="2880" w:hanging="360"/>
+      </w:pPr>
+    </w:lvl>
+    <w:lvl w:ilvl="4" w:tentative="1">
+      <w:start w:val="1"/>
+      <w:numFmt w:val="decimal"/>
+      <w:lvlText w:val="%5."/>
+      <w:lvlJc w:val="left"/>
+      <w:pPr>
+        <w:tabs>
+          <w:tab w:val="num" w:pos="3600"/>
+        </w:tabs>
+        <w:ind w:left="3600" w:hanging="360"/>
+      </w:pPr>
+    </w:lvl>
+    <w:lvl w:ilvl="5" w:tentative="1">
+      <w:start w:val="1"/>
+      <w:numFmt w:val="decimal"/>
+      <w:lvlText w:val="%6."/>
+      <w:lvlJc w:val="left"/>
+      <w:pPr>
+        <w:tabs>
+          <w:tab w:val="num" w:pos="4320"/>
+        </w:tabs>
+        <w:ind w:left="4320" w:hanging="360"/>
+      </w:pPr>
+    </w:lvl>
+    <w:lvl w:ilvl="6" w:tentative="1">
+      <w:start w:val="1"/>
+      <w:numFmt w:val="decimal"/>
+      <w:lvlText w:val="%7."/>
+      <w:lvlJc w:val="left"/>
+      <w:pPr>
+        <w:tabs>
+          <w:tab w:val="num" w:pos="5040"/>
+        </w:tabs>
+        <w:ind w:left="5040" w:hanging="360"/>
+      </w:pPr>
+    </w:lvl>
+    <w:lvl w:ilvl="7" w:tentative="1">
+      <w:start w:val="1"/>
+      <w:numFmt w:val="decimal"/>
+      <w:lvlText w:val="%8."/>
+      <w:lvlJc w:val="left"/>
+      <w:pPr>
+        <w:tabs>
+          <w:tab w:val="num" w:pos="5760"/>
+        </w:tabs>
+        <w:ind w:left="5760" w:hanging="360"/>
+      </w:pPr>
+    </w:lvl>
+    <w:lvl w:ilvl="8" w:tentative="1">
+      <w:start w:val="1"/>
+      <w:numFmt w:val="decimal"/>
+      <w:lvlText w:val="%9."/>
+      <w:lvlJc w:val="left"/>
+      <w:pPr>
+        <w:tabs>
+          <w:tab w:val="num" w:pos="6480"/>
+        </w:tabs>
+        <w:ind w:left="6480" w:hanging="360"/>
+      </w:pPr>
+    </w:lvl>
+  </w:abstractNum>
+  <w:abstractNum w:abstractNumId="8" w15:restartNumberingAfterBreak="0">
     <w:nsid w:val="5179D0CB"/>
     <w:multiLevelType w:val="hybridMultilevel"/>
     <w:tmpl w:val="CA5CA9E6"/>
@@ -13629,7 +12519,7 @@
       </w:rPr>
     </w:lvl>
   </w:abstractNum>
-  <w:abstractNum w:abstractNumId="8" w15:restartNumberingAfterBreak="0">
+  <w:abstractNum w:abstractNumId="9" w15:restartNumberingAfterBreak="0">
     <w:nsid w:val="6EDDD761"/>
     <w:multiLevelType w:val="hybridMultilevel"/>
     <w:tmpl w:val="F2A69264"/>
@@ -13758,7 +12648,7 @@
     <w:abstractNumId w:val="1"/>
   </w:num>
   <w:num w:numId="6" w16cid:durableId="1604455209">
-    <w:abstractNumId w:val="8"/>
+    <w:abstractNumId w:val="9"/>
   </w:num>
   <w:num w:numId="7" w16cid:durableId="1892228224">
     <w:abstractNumId w:val="5"/>
@@ -13767,10 +12657,13 @@
     <w:abstractNumId w:val="2"/>
   </w:num>
   <w:num w:numId="9" w16cid:durableId="1333265967">
-    <w:abstractNumId w:val="7"/>
+    <w:abstractNumId w:val="8"/>
   </w:num>
   <w:num w:numId="10" w16cid:durableId="1397123931">
     <w:abstractNumId w:val="6"/>
+  </w:num>
+  <w:num w:numId="11" w16cid:durableId="2015254140">
+    <w:abstractNumId w:val="7"/>
   </w:num>
 </w:numbering>
 </file>
@@ -14378,7 +13271,6 @@
   <w:style w:type="character" w:default="1" w:styleId="Fontepargpadro">
     <w:name w:val="Default Paragraph Font"/>
     <w:uiPriority w:val="1"/>
-    <w:semiHidden/>
     <w:unhideWhenUsed/>
   </w:style>
   <w:style w:type="table" w:default="1" w:styleId="Tabelanormal">
@@ -14896,6 +13788,60 @@
       </w:tcPr>
     </w:tblStylePr>
   </w:style>
+  <w:style w:type="paragraph" w:styleId="Pr-formataoHTML">
+    <w:name w:val="HTML Preformatted"/>
+    <w:basedOn w:val="Normal"/>
+    <w:link w:val="Pr-formataoHTMLChar"/>
+    <w:uiPriority w:val="99"/>
+    <w:semiHidden/>
+    <w:unhideWhenUsed/>
+    <w:rsid w:val="00E50E20"/>
+    <w:pPr>
+      <w:tabs>
+        <w:tab w:val="left" w:pos="916"/>
+        <w:tab w:val="left" w:pos="1832"/>
+        <w:tab w:val="left" w:pos="2748"/>
+        <w:tab w:val="left" w:pos="3664"/>
+        <w:tab w:val="left" w:pos="4580"/>
+        <w:tab w:val="left" w:pos="5496"/>
+        <w:tab w:val="left" w:pos="6412"/>
+        <w:tab w:val="left" w:pos="7328"/>
+        <w:tab w:val="left" w:pos="8244"/>
+        <w:tab w:val="left" w:pos="9160"/>
+        <w:tab w:val="left" w:pos="10076"/>
+        <w:tab w:val="left" w:pos="10992"/>
+        <w:tab w:val="left" w:pos="11908"/>
+        <w:tab w:val="left" w:pos="12824"/>
+        <w:tab w:val="left" w:pos="13740"/>
+        <w:tab w:val="left" w:pos="14656"/>
+      </w:tabs>
+      <w:spacing w:after="0" w:line="240" w:lineRule="auto"/>
+    </w:pPr>
+    <w:rPr>
+      <w:rFonts w:ascii="Courier New" w:eastAsia="Times New Roman" w:hAnsi="Courier New" w:cs="Courier New"/>
+      <w:kern w:val="0"/>
+      <w:sz w:val="20"/>
+      <w:szCs w:val="20"/>
+      <w:lang w:eastAsia="pt-BR"/>
+      <w14:ligatures w14:val="none"/>
+    </w:rPr>
+  </w:style>
+  <w:style w:type="character" w:customStyle="1" w:styleId="Pr-formataoHTMLChar">
+    <w:name w:val="Pré-formatação HTML Char"/>
+    <w:basedOn w:val="Fontepargpadro"/>
+    <w:link w:val="Pr-formataoHTML"/>
+    <w:uiPriority w:val="99"/>
+    <w:semiHidden/>
+    <w:rsid w:val="00E50E20"/>
+    <w:rPr>
+      <w:rFonts w:ascii="Courier New" w:eastAsia="Times New Roman" w:hAnsi="Courier New" w:cs="Courier New"/>
+      <w:kern w:val="0"/>
+      <w:sz w:val="20"/>
+      <w:szCs w:val="20"/>
+      <w:lang w:eastAsia="pt-BR"/>
+      <w14:ligatures w14:val="none"/>
+    </w:rPr>
+  </w:style>
 </w:styles>
 </file>
 

--- a/Documentação/Documentação.docx
+++ b/Documentação/Documentação.docx
@@ -216,6 +216,9 @@
     <w:p>
       <w:pPr>
         <w:jc w:val="center"/>
+        <w:rPr>
+          <w:u w:val="single"/>
+        </w:rPr>
       </w:pPr>
     </w:p>
     <w:p>
@@ -443,58 +446,329 @@
         <w:jc w:val="both"/>
       </w:pPr>
       <w:r>
-        <w:t xml:space="preserve">A falta de lugares de informações verídicas prejudica todo o ecossistema de uma área, isso não e diferente no mundo dos animes. Quando eu era criança, fui apresentado ao mundo dos animes desde cedo e um dos primeiros que assisti foi </w:t>
+        <w:t xml:space="preserve">Quando eu era criança, comecei a assistir animes como Naruto e </w:t>
       </w:r>
       <w:proofErr w:type="spellStart"/>
       <w:r>
-        <w:t>naruto</w:t>
+        <w:t>Bleach</w:t>
       </w:r>
       <w:proofErr w:type="spellEnd"/>
       <w:r>
+        <w:t xml:space="preserve">. Gostei mais de </w:t>
+      </w:r>
+      <w:proofErr w:type="spellStart"/>
+      <w:r>
+        <w:t>Bleach</w:t>
+      </w:r>
+      <w:proofErr w:type="spellEnd"/>
+      <w:r>
+        <w:t xml:space="preserve"> porque a história era diferente e mais séria. Naquela época, como eu não sabia ler direito, só via os episódios dublados na TV. O problema é que não passavam todos os episódios, então eu ficava sem entender partes importantes da história.</w:t>
+      </w:r>
+    </w:p>
+    <w:p>
+      <w:pPr>
+        <w:jc w:val="both"/>
+      </w:pPr>
+      <w:r>
+        <w:t xml:space="preserve">Quando aprendi a ler e fui procurar </w:t>
+      </w:r>
+      <w:proofErr w:type="spellStart"/>
+      <w:r>
+        <w:t>Bleach</w:t>
+      </w:r>
+      <w:proofErr w:type="spellEnd"/>
+      <w:r>
+        <w:t xml:space="preserve"> na internet, encontrei muitos problemas. Cada site e fórum falava uma coisa diferente sobre a história. Alguns diziam informações erradas sobre os personagens, outros confundiam os poderes e habilidades. Uma pesquisa da </w:t>
+      </w:r>
+      <w:proofErr w:type="spellStart"/>
+      <w:r>
+        <w:t>AnimeTrends</w:t>
+      </w:r>
+      <w:proofErr w:type="spellEnd"/>
+      <w:r>
+        <w:t xml:space="preserve"> (2022) mostrou que 65% dos fãs de animes antigos encontram informações contraditórias quando pesquisam online.</w:t>
+      </w:r>
+    </w:p>
+    <w:p>
+      <w:pPr>
+        <w:jc w:val="both"/>
+      </w:pPr>
+      <w:r>
+        <w:t xml:space="preserve">Segundo dados da </w:t>
+      </w:r>
+      <w:proofErr w:type="spellStart"/>
+      <w:r>
+        <w:t>Crunchyroll</w:t>
+      </w:r>
+      <w:proofErr w:type="spellEnd"/>
+      <w:r>
+        <w:t xml:space="preserve"> (2023), </w:t>
+      </w:r>
+      <w:proofErr w:type="spellStart"/>
+      <w:r>
+        <w:t>Bleach</w:t>
+      </w:r>
+      <w:proofErr w:type="spellEnd"/>
+      <w:r>
+        <w:t xml:space="preserve"> tem uma taxa de abandono de 28% entre novos espectadores. Desses:</w:t>
+      </w:r>
+    </w:p>
+    <w:p>
+      <w:pPr>
+        <w:numPr>
+          <w:ilvl w:val="0"/>
+          <w:numId w:val="12"/>
+        </w:numPr>
+        <w:jc w:val="both"/>
+      </w:pPr>
+      <w:r>
+        <w:t>42% param de assistir porque não entendem a complexidade da história</w:t>
+      </w:r>
+    </w:p>
+    <w:p>
+      <w:pPr>
+        <w:numPr>
+          <w:ilvl w:val="0"/>
+          <w:numId w:val="12"/>
+        </w:numPr>
+        <w:jc w:val="both"/>
+      </w:pPr>
+      <w:r>
+        <w:t>37% se confundem com as diferentes temporadas e arcos</w:t>
+      </w:r>
+    </w:p>
+    <w:p>
+      <w:pPr>
+        <w:numPr>
+          <w:ilvl w:val="0"/>
+          <w:numId w:val="12"/>
+        </w:numPr>
+        <w:jc w:val="both"/>
+      </w:pPr>
+      <w:r>
+        <w:t>21% acham o anime "difícil de acompanhar" por falta de material explicativo</w:t>
+      </w:r>
+    </w:p>
+    <w:p>
+      <w:pPr>
+        <w:jc w:val="both"/>
+      </w:pPr>
+      <w:proofErr w:type="spellStart"/>
+      <w:r>
+        <w:t>Bleach</w:t>
+      </w:r>
+      <w:proofErr w:type="spellEnd"/>
+      <w:r>
+        <w:t xml:space="preserve"> faz parte do "Big </w:t>
+      </w:r>
+      <w:proofErr w:type="spellStart"/>
+      <w:r>
+        <w:t>Three</w:t>
+      </w:r>
+      <w:proofErr w:type="spellEnd"/>
+      <w:r>
+        <w:t xml:space="preserve">" dos animes, junto com Naruto e </w:t>
+      </w:r>
+      <w:proofErr w:type="spellStart"/>
+      <w:r>
+        <w:t>One</w:t>
+      </w:r>
+      <w:proofErr w:type="spellEnd"/>
+      <w:r>
+        <w:t xml:space="preserve"> Piece. Mas enquanto Naruto tem mais de 5.000 guias no </w:t>
+      </w:r>
+      <w:proofErr w:type="spellStart"/>
+      <w:r>
+        <w:t>WikiHow</w:t>
+      </w:r>
+      <w:proofErr w:type="spellEnd"/>
+      <w:r>
         <w:t xml:space="preserve"> e </w:t>
       </w:r>
       <w:proofErr w:type="spellStart"/>
       <w:r>
-        <w:t>bleach</w:t>
+        <w:t>One</w:t>
       </w:r>
       <w:proofErr w:type="spellEnd"/>
       <w:r>
-        <w:t xml:space="preserve">. Na época eu não gostava muito de </w:t>
+        <w:t xml:space="preserve"> Piece tem seu próprio site oficial com FAQ, </w:t>
       </w:r>
       <w:proofErr w:type="spellStart"/>
       <w:r>
-        <w:t>naruto</w:t>
+        <w:t>Bleach</w:t>
       </w:r>
       <w:proofErr w:type="spellEnd"/>
       <w:r>
-        <w:t xml:space="preserve"> então comecei a assistir </w:t>
+        <w:t xml:space="preserve"> fica em desvantagem. Um estudo da </w:t>
       </w:r>
       <w:proofErr w:type="spellStart"/>
       <w:r>
-        <w:t>bleach</w:t>
+        <w:t>MyAnimeList</w:t>
       </w:r>
       <w:proofErr w:type="spellEnd"/>
       <w:r>
-        <w:t xml:space="preserve">, nesse tempo, por eu não saber ler eu assistia os anime todos dublados, e por ser dublado os </w:t>
-      </w:r>
+        <w:t xml:space="preserve"> (2023) mostrou que:</w:t>
+      </w:r>
+    </w:p>
+    <w:p>
+      <w:pPr>
+        <w:numPr>
+          <w:ilvl w:val="0"/>
+          <w:numId w:val="13"/>
+        </w:numPr>
+        <w:jc w:val="both"/>
+      </w:pPr>
+      <w:r>
+        <w:t>Naruto tem 3,8 milhões de tópicos de discussão</w:t>
+      </w:r>
+    </w:p>
+    <w:p>
+      <w:pPr>
+        <w:numPr>
+          <w:ilvl w:val="0"/>
+          <w:numId w:val="13"/>
+        </w:numPr>
+        <w:jc w:val="both"/>
+      </w:pPr>
       <w:proofErr w:type="spellStart"/>
       <w:r>
-        <w:t>episodeos</w:t>
+        <w:t>One</w:t>
       </w:r>
       <w:proofErr w:type="spellEnd"/>
       <w:r>
-        <w:t xml:space="preserve"> acabava rápido</w:t>
-      </w:r>
-      <w:r>
-        <w:t xml:space="preserve">. Quando cheguei a uma </w:t>
-      </w:r>
+        <w:t xml:space="preserve"> Piece tem 3,2 milhões</w:t>
+      </w:r>
+    </w:p>
+    <w:p>
+      <w:pPr>
+        <w:numPr>
+          <w:ilvl w:val="0"/>
+          <w:numId w:val="13"/>
+        </w:numPr>
+        <w:jc w:val="both"/>
+      </w:pPr>
       <w:proofErr w:type="spellStart"/>
       <w:r>
-        <w:t>determinade</w:t>
+        <w:t>Bleach</w:t>
       </w:r>
       <w:proofErr w:type="spellEnd"/>
       <w:r>
-        <w:t xml:space="preserve"> idade e já sabia ler, busquei terminar de assistir, mas não conseguia pois sempre que procura ou entrava em algum site que me desse mais informações nada era verdade. </w:t>
+        <w:t xml:space="preserve"> tem apenas 1,9 milhões</w:t>
+      </w:r>
+    </w:p>
+    <w:p>
+      <w:pPr>
+        <w:jc w:val="both"/>
+      </w:pPr>
+      <w:r>
+        <w:t>Além disso, a pesquisa da ANN (Anime News Network, 2024) revelou que 58% dos fãs de animes preferem aprender sobre a história em sites organizados com:</w:t>
+      </w:r>
+    </w:p>
+    <w:p>
+      <w:pPr>
+        <w:numPr>
+          <w:ilvl w:val="0"/>
+          <w:numId w:val="14"/>
+        </w:numPr>
+        <w:jc w:val="both"/>
+      </w:pPr>
+      <w:r>
+        <w:t>Guias por temporada (73% dos entrevistados)</w:t>
+      </w:r>
+    </w:p>
+    <w:p>
+      <w:pPr>
+        <w:numPr>
+          <w:ilvl w:val="0"/>
+          <w:numId w:val="14"/>
+        </w:numPr>
+        <w:jc w:val="both"/>
+      </w:pPr>
+      <w:r>
+        <w:t>Explicações sobre poderes (68%)</w:t>
+      </w:r>
+    </w:p>
+    <w:p>
+      <w:pPr>
+        <w:numPr>
+          <w:ilvl w:val="0"/>
+          <w:numId w:val="14"/>
+        </w:numPr>
+        <w:jc w:val="both"/>
+      </w:pPr>
+      <w:r>
+        <w:t>Linhas do tempo da história (61%)</w:t>
+      </w:r>
+    </w:p>
+    <w:p>
+      <w:pPr>
+        <w:jc w:val="both"/>
+      </w:pPr>
+      <w:r>
+        <w:t xml:space="preserve">Por causa dessas dificuldades que eu e muitos outros fãs enfrentamos, quero criar um site completo sobre </w:t>
+      </w:r>
+      <w:proofErr w:type="spellStart"/>
+      <w:r>
+        <w:t>Bleach</w:t>
+      </w:r>
+      <w:proofErr w:type="spellEnd"/>
+      <w:r>
+        <w:t>. Um lugar organizado onde todos possam:</w:t>
+      </w:r>
+    </w:p>
+    <w:p>
+      <w:pPr>
+        <w:numPr>
+          <w:ilvl w:val="0"/>
+          <w:numId w:val="15"/>
+        </w:numPr>
+        <w:jc w:val="both"/>
+      </w:pPr>
+      <w:r>
+        <w:t>Encontrar informações corretas e verificadas</w:t>
+      </w:r>
+    </w:p>
+    <w:p>
+      <w:pPr>
+        <w:numPr>
+          <w:ilvl w:val="0"/>
+          <w:numId w:val="15"/>
+        </w:numPr>
+        <w:jc w:val="both"/>
+      </w:pPr>
+      <w:r>
+        <w:t>Entender a história passo a passo</w:t>
+      </w:r>
+    </w:p>
+    <w:p>
+      <w:pPr>
+        <w:numPr>
+          <w:ilvl w:val="0"/>
+          <w:numId w:val="15"/>
+        </w:numPr>
+        <w:jc w:val="both"/>
+        <w:rPr>
+          <w:u w:val="single"/>
+        </w:rPr>
+      </w:pPr>
+      <w:r>
+        <w:rPr>
+          <w:u w:val="single"/>
+        </w:rPr>
+        <w:lastRenderedPageBreak/>
+        <w:t>Tirar dúvidas sobre personagens e poderes</w:t>
+      </w:r>
+    </w:p>
+    <w:p>
+      <w:pPr>
+        <w:numPr>
+          <w:ilvl w:val="0"/>
+          <w:numId w:val="15"/>
+        </w:numPr>
+        <w:jc w:val="both"/>
+      </w:pPr>
+      <w:r>
+        <w:t>Conversar sobre o anime sem se perder</w:t>
       </w:r>
     </w:p>
     <w:p>
@@ -542,10 +816,12 @@
     </w:p>
     <w:p>
       <w:pPr>
+        <w:pStyle w:val="PargrafodaLista"/>
         <w:numPr>
-          <w:ilvl w:val="0"/>
-          <w:numId w:val="3"/>
+          <w:ilvl w:val="1"/>
+          <w:numId w:val="14"/>
         </w:numPr>
+        <w:spacing w:after="0"/>
         <w:jc w:val="both"/>
       </w:pPr>
       <w:r>
@@ -560,40 +836,60 @@
     </w:p>
     <w:p>
       <w:pPr>
-        <w:numPr>
-          <w:ilvl w:val="0"/>
-          <w:numId w:val="3"/>
-        </w:numPr>
+        <w:pStyle w:val="PargrafodaLista"/>
+        <w:spacing w:after="0"/>
+        <w:ind w:left="1440"/>
         <w:jc w:val="both"/>
       </w:pPr>
-      <w:r>
-        <w:t xml:space="preserve">Ter um site institucional que redireciona a um cadastro e login para que os usuários tenham acesso a uma página de </w:t>
-      </w:r>
-      <w:r>
-        <w:t>quiz</w:t>
-      </w:r>
-      <w:r>
-        <w:t xml:space="preserve">, perfil </w:t>
-      </w:r>
-      <w:r>
-        <w:t xml:space="preserve">com </w:t>
-      </w:r>
-      <w:r>
-        <w:t>dashboard</w:t>
-      </w:r>
-      <w:r>
-        <w:t xml:space="preserve"> e uma página de chat</w:t>
-      </w:r>
-      <w:r>
-        <w:t>;</w:t>
-      </w:r>
     </w:p>
     <w:p>
       <w:pPr>
+        <w:pStyle w:val="PargrafodaLista"/>
         <w:numPr>
-          <w:ilvl w:val="0"/>
-          <w:numId w:val="3"/>
+          <w:ilvl w:val="1"/>
+          <w:numId w:val="14"/>
         </w:numPr>
+        <w:spacing w:after="0"/>
+        <w:jc w:val="both"/>
+      </w:pPr>
+      <w:r>
+        <w:t xml:space="preserve">Ter um site institucional que redireciona a um cadastro e login para que os usuários tenham acesso a uma página de </w:t>
+      </w:r>
+      <w:r>
+        <w:t>quiz</w:t>
+      </w:r>
+      <w:r>
+        <w:t xml:space="preserve">, perfil </w:t>
+      </w:r>
+      <w:r>
+        <w:t xml:space="preserve">com </w:t>
+      </w:r>
+      <w:r>
+        <w:t>dashboard</w:t>
+      </w:r>
+      <w:r>
+        <w:t xml:space="preserve"> e uma página de chat</w:t>
+      </w:r>
+      <w:r>
+        <w:t>;</w:t>
+      </w:r>
+    </w:p>
+    <w:p>
+      <w:pPr>
+        <w:pStyle w:val="PargrafodaLista"/>
+        <w:spacing w:after="0"/>
+        <w:ind w:left="1440"/>
+        <w:jc w:val="both"/>
+      </w:pPr>
+    </w:p>
+    <w:p>
+      <w:pPr>
+        <w:pStyle w:val="PargrafodaLista"/>
+        <w:numPr>
+          <w:ilvl w:val="1"/>
+          <w:numId w:val="14"/>
+        </w:numPr>
+        <w:spacing w:after="0"/>
         <w:jc w:val="both"/>
       </w:pPr>
       <w:r>
@@ -695,7 +991,6 @@
           <w:b/>
           <w:bCs/>
         </w:rPr>
-        <w:lastRenderedPageBreak/>
         <w:t xml:space="preserve">4. </w:t>
       </w:r>
       <w:r>
@@ -783,6 +1078,7 @@
         <w:jc w:val="both"/>
       </w:pPr>
       <w:r>
+        <w:lastRenderedPageBreak/>
         <w:t xml:space="preserve">Aumentar a o conhecimento e a interação entre fãs de </w:t>
       </w:r>
       <w:proofErr w:type="spellStart"/>
@@ -1030,7 +1326,6 @@
         <w:jc w:val="both"/>
       </w:pPr>
       <w:r>
-        <w:lastRenderedPageBreak/>
         <w:t>Software:</w:t>
       </w:r>
     </w:p>
@@ -3277,7 +3572,6 @@
                 <w:lang w:eastAsia="pt-BR"/>
                 <w14:ligatures w14:val="none"/>
               </w:rPr>
-              <w:lastRenderedPageBreak/>
               <w:t>Funcional</w:t>
             </w:r>
           </w:p>
@@ -3923,6 +4217,7 @@
                 <w:lang w:eastAsia="pt-BR"/>
                 <w14:ligatures w14:val="none"/>
               </w:rPr>
+              <w:lastRenderedPageBreak/>
               <w:t>Funcional</w:t>
             </w:r>
           </w:p>
@@ -6623,7 +6918,6 @@
                 <w:lang w:eastAsia="pt-BR"/>
                 <w14:ligatures w14:val="none"/>
               </w:rPr>
-              <w:lastRenderedPageBreak/>
               <w:t>Funcional</w:t>
             </w:r>
           </w:p>
@@ -7144,6 +7438,7 @@
                 <w:lang w:eastAsia="pt-BR"/>
                 <w14:ligatures w14:val="none"/>
               </w:rPr>
+              <w:lastRenderedPageBreak/>
               <w:t>Funcional</w:t>
             </w:r>
           </w:p>
@@ -9399,7 +9694,6 @@
                 <w:lang w:eastAsia="pt-BR"/>
                 <w14:ligatures w14:val="none"/>
               </w:rPr>
-              <w:lastRenderedPageBreak/>
               <w:t>Não funcional</w:t>
             </w:r>
           </w:p>
@@ -10011,6 +10305,7 @@
                 <w:lang w:eastAsia="pt-BR"/>
                 <w14:ligatures w14:val="none"/>
               </w:rPr>
+              <w:lastRenderedPageBreak/>
               <w:t>Não funcional</w:t>
             </w:r>
           </w:p>
@@ -11283,6 +11578,7 @@
         <w:jc w:val="both"/>
       </w:pPr>
       <w:r>
+        <w:lastRenderedPageBreak/>
         <w:t>Desenvolvedor do site.</w:t>
       </w:r>
     </w:p>
@@ -11336,24 +11632,29 @@
           <w:numId w:val="11"/>
         </w:numPr>
         <w:jc w:val="both"/>
-        <w:rPr>
-          <w:b/>
-          <w:bCs/>
-        </w:rPr>
-      </w:pPr>
-      <w:r>
-        <w:rPr>
-          <w:b/>
-          <w:bCs/>
-        </w:rPr>
-        <w:t>ANIME TRENDS. "Pesquisa sobre consumo de animes clássicos". 2022. Disponível em: </w:t>
+      </w:pPr>
+      <w:r>
+        <w:t>ANIME TRENDS</w:t>
+      </w:r>
+      <w:r>
+        <w:t xml:space="preserve"> </w:t>
+      </w:r>
+      <w:r>
+        <w:t>2022.</w:t>
+      </w:r>
+    </w:p>
+    <w:p>
+      <w:pPr>
+        <w:ind w:left="720"/>
+        <w:jc w:val="both"/>
+      </w:pPr>
+      <w:r>
+        <w:t>Disponível em: </w:t>
       </w:r>
       <w:hyperlink r:id="rId7" w:tgtFrame="_blank" w:history="1">
         <w:r>
           <w:rPr>
             <w:rStyle w:val="Hyperlink"/>
-            <w:b/>
-            <w:bCs/>
           </w:rPr>
           <w:t>www.animetrendsresearch.com/classic-anime-2022</w:t>
         </w:r>
@@ -11366,40 +11667,23 @@
           <w:numId w:val="11"/>
         </w:numPr>
         <w:jc w:val="both"/>
-        <w:rPr>
-          <w:b/>
-          <w:bCs/>
-        </w:rPr>
-      </w:pPr>
-      <w:r>
-        <w:rPr>
-          <w:b/>
-          <w:bCs/>
-        </w:rPr>
-        <w:t xml:space="preserve">CRUNCHYROLL. "Relatório de engajamento de fãs: </w:t>
-      </w:r>
-      <w:proofErr w:type="spellStart"/>
-      <w:r>
-        <w:rPr>
-          <w:b/>
-          <w:bCs/>
-        </w:rPr>
-        <w:t>Bleach</w:t>
-      </w:r>
-      <w:proofErr w:type="spellEnd"/>
-      <w:r>
-        <w:rPr>
-          <w:b/>
-          <w:bCs/>
-        </w:rPr>
-        <w:t>". 2023. Disponível em: </w:t>
+      </w:pPr>
+      <w:r>
+        <w:t>CRUNCHYROLL 2023.</w:t>
+      </w:r>
+    </w:p>
+    <w:p>
+      <w:pPr>
+        <w:ind w:left="720"/>
+        <w:jc w:val="both"/>
+      </w:pPr>
+      <w:r>
+        <w:t xml:space="preserve"> Disponível em: </w:t>
       </w:r>
       <w:hyperlink r:id="rId8" w:tgtFrame="_blank" w:history="1">
         <w:r>
           <w:rPr>
             <w:rStyle w:val="Hyperlink"/>
-            <w:b/>
-            <w:bCs/>
           </w:rPr>
           <w:t>www.crunchyrollinsights.net/bleach-report-2023</w:t>
         </w:r>
@@ -11412,40 +11696,26 @@
           <w:numId w:val="11"/>
         </w:numPr>
         <w:jc w:val="both"/>
-        <w:rPr>
-          <w:b/>
-          <w:bCs/>
-        </w:rPr>
-      </w:pPr>
-      <w:r>
-        <w:rPr>
-          <w:b/>
-          <w:bCs/>
-        </w:rPr>
-        <w:t xml:space="preserve">MYANIMELIST. "Estatísticas de discussão do Big </w:t>
-      </w:r>
-      <w:proofErr w:type="spellStart"/>
-      <w:r>
-        <w:rPr>
-          <w:b/>
-          <w:bCs/>
-        </w:rPr>
-        <w:t>Three</w:t>
-      </w:r>
-      <w:proofErr w:type="spellEnd"/>
-      <w:r>
-        <w:rPr>
-          <w:b/>
-          <w:bCs/>
-        </w:rPr>
-        <w:t>". 2023. Disponível em: </w:t>
+      </w:pPr>
+      <w:r>
+        <w:t>MYANIMELIST 2023</w:t>
+      </w:r>
+      <w:r>
+        <w:t>.</w:t>
+      </w:r>
+    </w:p>
+    <w:p>
+      <w:pPr>
+        <w:ind w:left="720"/>
+        <w:jc w:val="both"/>
+      </w:pPr>
+      <w:r>
+        <w:t>Disponível em: </w:t>
       </w:r>
       <w:hyperlink r:id="rId9" w:tgtFrame="_blank" w:history="1">
         <w:r>
           <w:rPr>
             <w:rStyle w:val="Hyperlink"/>
-            <w:b/>
-            <w:bCs/>
           </w:rPr>
           <w:t>www.myanimelist.net/bigthree-forum-stats</w:t>
         </w:r>
@@ -11458,24 +11728,23 @@
           <w:numId w:val="11"/>
         </w:numPr>
         <w:jc w:val="both"/>
-        <w:rPr>
-          <w:b/>
-          <w:bCs/>
-        </w:rPr>
-      </w:pPr>
-      <w:r>
-        <w:rPr>
-          <w:b/>
-          <w:bCs/>
-        </w:rPr>
-        <w:t>ANIME NEWS NETWORK. "Hábitos de pesquisa dos fãs de anime". 2024. Disponível em: </w:t>
+      </w:pPr>
+      <w:r>
+        <w:t>ANIME NEWS NETWORK. 2024.</w:t>
+      </w:r>
+    </w:p>
+    <w:p>
+      <w:pPr>
+        <w:ind w:left="720"/>
+        <w:jc w:val="both"/>
+      </w:pPr>
+      <w:r>
+        <w:t>Disponível em: </w:t>
       </w:r>
       <w:hyperlink r:id="rId10" w:tgtFrame="_blank" w:history="1">
         <w:r>
           <w:rPr>
             <w:rStyle w:val="Hyperlink"/>
-            <w:b/>
-            <w:bCs/>
           </w:rPr>
           <w:t>www.animenewsnetwork.com/fan-research-habits-2024</w:t>
         </w:r>
@@ -11842,6 +12111,449 @@
     </w:lvl>
   </w:abstractNum>
   <w:abstractNum w:abstractNumId="3" w15:restartNumberingAfterBreak="0">
+    <w:nsid w:val="184F3CE1"/>
+    <w:multiLevelType w:val="multilevel"/>
+    <w:tmpl w:val="79869B16"/>
+    <w:lvl w:ilvl="0">
+      <w:start w:val="1"/>
+      <w:numFmt w:val="bullet"/>
+      <w:lvlText w:val=""/>
+      <w:lvlJc w:val="left"/>
+      <w:pPr>
+        <w:tabs>
+          <w:tab w:val="num" w:pos="720"/>
+        </w:tabs>
+        <w:ind w:left="720" w:hanging="360"/>
+      </w:pPr>
+      <w:rPr>
+        <w:rFonts w:ascii="Symbol" w:hAnsi="Symbol" w:hint="default"/>
+        <w:sz w:val="20"/>
+      </w:rPr>
+    </w:lvl>
+    <w:lvl w:ilvl="1" w:tentative="1">
+      <w:start w:val="1"/>
+      <w:numFmt w:val="bullet"/>
+      <w:lvlText w:val="o"/>
+      <w:lvlJc w:val="left"/>
+      <w:pPr>
+        <w:tabs>
+          <w:tab w:val="num" w:pos="1440"/>
+        </w:tabs>
+        <w:ind w:left="1440" w:hanging="360"/>
+      </w:pPr>
+      <w:rPr>
+        <w:rFonts w:ascii="Courier New" w:hAnsi="Courier New" w:hint="default"/>
+        <w:sz w:val="20"/>
+      </w:rPr>
+    </w:lvl>
+    <w:lvl w:ilvl="2" w:tentative="1">
+      <w:start w:val="1"/>
+      <w:numFmt w:val="bullet"/>
+      <w:lvlText w:val=""/>
+      <w:lvlJc w:val="left"/>
+      <w:pPr>
+        <w:tabs>
+          <w:tab w:val="num" w:pos="2160"/>
+        </w:tabs>
+        <w:ind w:left="2160" w:hanging="360"/>
+      </w:pPr>
+      <w:rPr>
+        <w:rFonts w:ascii="Wingdings" w:hAnsi="Wingdings" w:hint="default"/>
+        <w:sz w:val="20"/>
+      </w:rPr>
+    </w:lvl>
+    <w:lvl w:ilvl="3" w:tentative="1">
+      <w:start w:val="1"/>
+      <w:numFmt w:val="bullet"/>
+      <w:lvlText w:val=""/>
+      <w:lvlJc w:val="left"/>
+      <w:pPr>
+        <w:tabs>
+          <w:tab w:val="num" w:pos="2880"/>
+        </w:tabs>
+        <w:ind w:left="2880" w:hanging="360"/>
+      </w:pPr>
+      <w:rPr>
+        <w:rFonts w:ascii="Wingdings" w:hAnsi="Wingdings" w:hint="default"/>
+        <w:sz w:val="20"/>
+      </w:rPr>
+    </w:lvl>
+    <w:lvl w:ilvl="4" w:tentative="1">
+      <w:start w:val="1"/>
+      <w:numFmt w:val="bullet"/>
+      <w:lvlText w:val=""/>
+      <w:lvlJc w:val="left"/>
+      <w:pPr>
+        <w:tabs>
+          <w:tab w:val="num" w:pos="3600"/>
+        </w:tabs>
+        <w:ind w:left="3600" w:hanging="360"/>
+      </w:pPr>
+      <w:rPr>
+        <w:rFonts w:ascii="Wingdings" w:hAnsi="Wingdings" w:hint="default"/>
+        <w:sz w:val="20"/>
+      </w:rPr>
+    </w:lvl>
+    <w:lvl w:ilvl="5" w:tentative="1">
+      <w:start w:val="1"/>
+      <w:numFmt w:val="bullet"/>
+      <w:lvlText w:val=""/>
+      <w:lvlJc w:val="left"/>
+      <w:pPr>
+        <w:tabs>
+          <w:tab w:val="num" w:pos="4320"/>
+        </w:tabs>
+        <w:ind w:left="4320" w:hanging="360"/>
+      </w:pPr>
+      <w:rPr>
+        <w:rFonts w:ascii="Wingdings" w:hAnsi="Wingdings" w:hint="default"/>
+        <w:sz w:val="20"/>
+      </w:rPr>
+    </w:lvl>
+    <w:lvl w:ilvl="6" w:tentative="1">
+      <w:start w:val="1"/>
+      <w:numFmt w:val="bullet"/>
+      <w:lvlText w:val=""/>
+      <w:lvlJc w:val="left"/>
+      <w:pPr>
+        <w:tabs>
+          <w:tab w:val="num" w:pos="5040"/>
+        </w:tabs>
+        <w:ind w:left="5040" w:hanging="360"/>
+      </w:pPr>
+      <w:rPr>
+        <w:rFonts w:ascii="Wingdings" w:hAnsi="Wingdings" w:hint="default"/>
+        <w:sz w:val="20"/>
+      </w:rPr>
+    </w:lvl>
+    <w:lvl w:ilvl="7" w:tentative="1">
+      <w:start w:val="1"/>
+      <w:numFmt w:val="bullet"/>
+      <w:lvlText w:val=""/>
+      <w:lvlJc w:val="left"/>
+      <w:pPr>
+        <w:tabs>
+          <w:tab w:val="num" w:pos="5760"/>
+        </w:tabs>
+        <w:ind w:left="5760" w:hanging="360"/>
+      </w:pPr>
+      <w:rPr>
+        <w:rFonts w:ascii="Wingdings" w:hAnsi="Wingdings" w:hint="default"/>
+        <w:sz w:val="20"/>
+      </w:rPr>
+    </w:lvl>
+    <w:lvl w:ilvl="8" w:tentative="1">
+      <w:start w:val="1"/>
+      <w:numFmt w:val="bullet"/>
+      <w:lvlText w:val=""/>
+      <w:lvlJc w:val="left"/>
+      <w:pPr>
+        <w:tabs>
+          <w:tab w:val="num" w:pos="6480"/>
+        </w:tabs>
+        <w:ind w:left="6480" w:hanging="360"/>
+      </w:pPr>
+      <w:rPr>
+        <w:rFonts w:ascii="Wingdings" w:hAnsi="Wingdings" w:hint="default"/>
+        <w:sz w:val="20"/>
+      </w:rPr>
+    </w:lvl>
+  </w:abstractNum>
+  <w:abstractNum w:abstractNumId="4" w15:restartNumberingAfterBreak="0">
+    <w:nsid w:val="1F356325"/>
+    <w:multiLevelType w:val="multilevel"/>
+    <w:tmpl w:val="3E7CA0DC"/>
+    <w:lvl w:ilvl="0">
+      <w:start w:val="1"/>
+      <w:numFmt w:val="bullet"/>
+      <w:lvlText w:val=""/>
+      <w:lvlJc w:val="left"/>
+      <w:pPr>
+        <w:tabs>
+          <w:tab w:val="num" w:pos="720"/>
+        </w:tabs>
+        <w:ind w:left="720" w:hanging="360"/>
+      </w:pPr>
+      <w:rPr>
+        <w:rFonts w:ascii="Symbol" w:hAnsi="Symbol" w:hint="default"/>
+        <w:sz w:val="20"/>
+      </w:rPr>
+    </w:lvl>
+    <w:lvl w:ilvl="1">
+      <w:start w:val="1"/>
+      <w:numFmt w:val="decimal"/>
+      <w:lvlText w:val="%2."/>
+      <w:lvlJc w:val="left"/>
+      <w:pPr>
+        <w:ind w:left="1440" w:hanging="360"/>
+      </w:pPr>
+      <w:rPr>
+        <w:rFonts w:hint="default"/>
+      </w:rPr>
+    </w:lvl>
+    <w:lvl w:ilvl="2" w:tentative="1">
+      <w:start w:val="1"/>
+      <w:numFmt w:val="bullet"/>
+      <w:lvlText w:val=""/>
+      <w:lvlJc w:val="left"/>
+      <w:pPr>
+        <w:tabs>
+          <w:tab w:val="num" w:pos="2160"/>
+        </w:tabs>
+        <w:ind w:left="2160" w:hanging="360"/>
+      </w:pPr>
+      <w:rPr>
+        <w:rFonts w:ascii="Wingdings" w:hAnsi="Wingdings" w:hint="default"/>
+        <w:sz w:val="20"/>
+      </w:rPr>
+    </w:lvl>
+    <w:lvl w:ilvl="3" w:tentative="1">
+      <w:start w:val="1"/>
+      <w:numFmt w:val="bullet"/>
+      <w:lvlText w:val=""/>
+      <w:lvlJc w:val="left"/>
+      <w:pPr>
+        <w:tabs>
+          <w:tab w:val="num" w:pos="2880"/>
+        </w:tabs>
+        <w:ind w:left="2880" w:hanging="360"/>
+      </w:pPr>
+      <w:rPr>
+        <w:rFonts w:ascii="Wingdings" w:hAnsi="Wingdings" w:hint="default"/>
+        <w:sz w:val="20"/>
+      </w:rPr>
+    </w:lvl>
+    <w:lvl w:ilvl="4" w:tentative="1">
+      <w:start w:val="1"/>
+      <w:numFmt w:val="bullet"/>
+      <w:lvlText w:val=""/>
+      <w:lvlJc w:val="left"/>
+      <w:pPr>
+        <w:tabs>
+          <w:tab w:val="num" w:pos="3600"/>
+        </w:tabs>
+        <w:ind w:left="3600" w:hanging="360"/>
+      </w:pPr>
+      <w:rPr>
+        <w:rFonts w:ascii="Wingdings" w:hAnsi="Wingdings" w:hint="default"/>
+        <w:sz w:val="20"/>
+      </w:rPr>
+    </w:lvl>
+    <w:lvl w:ilvl="5" w:tentative="1">
+      <w:start w:val="1"/>
+      <w:numFmt w:val="bullet"/>
+      <w:lvlText w:val=""/>
+      <w:lvlJc w:val="left"/>
+      <w:pPr>
+        <w:tabs>
+          <w:tab w:val="num" w:pos="4320"/>
+        </w:tabs>
+        <w:ind w:left="4320" w:hanging="360"/>
+      </w:pPr>
+      <w:rPr>
+        <w:rFonts w:ascii="Wingdings" w:hAnsi="Wingdings" w:hint="default"/>
+        <w:sz w:val="20"/>
+      </w:rPr>
+    </w:lvl>
+    <w:lvl w:ilvl="6" w:tentative="1">
+      <w:start w:val="1"/>
+      <w:numFmt w:val="bullet"/>
+      <w:lvlText w:val=""/>
+      <w:lvlJc w:val="left"/>
+      <w:pPr>
+        <w:tabs>
+          <w:tab w:val="num" w:pos="5040"/>
+        </w:tabs>
+        <w:ind w:left="5040" w:hanging="360"/>
+      </w:pPr>
+      <w:rPr>
+        <w:rFonts w:ascii="Wingdings" w:hAnsi="Wingdings" w:hint="default"/>
+        <w:sz w:val="20"/>
+      </w:rPr>
+    </w:lvl>
+    <w:lvl w:ilvl="7" w:tentative="1">
+      <w:start w:val="1"/>
+      <w:numFmt w:val="bullet"/>
+      <w:lvlText w:val=""/>
+      <w:lvlJc w:val="left"/>
+      <w:pPr>
+        <w:tabs>
+          <w:tab w:val="num" w:pos="5760"/>
+        </w:tabs>
+        <w:ind w:left="5760" w:hanging="360"/>
+      </w:pPr>
+      <w:rPr>
+        <w:rFonts w:ascii="Wingdings" w:hAnsi="Wingdings" w:hint="default"/>
+        <w:sz w:val="20"/>
+      </w:rPr>
+    </w:lvl>
+    <w:lvl w:ilvl="8" w:tentative="1">
+      <w:start w:val="1"/>
+      <w:numFmt w:val="bullet"/>
+      <w:lvlText w:val=""/>
+      <w:lvlJc w:val="left"/>
+      <w:pPr>
+        <w:tabs>
+          <w:tab w:val="num" w:pos="6480"/>
+        </w:tabs>
+        <w:ind w:left="6480" w:hanging="360"/>
+      </w:pPr>
+      <w:rPr>
+        <w:rFonts w:ascii="Wingdings" w:hAnsi="Wingdings" w:hint="default"/>
+        <w:sz w:val="20"/>
+      </w:rPr>
+    </w:lvl>
+  </w:abstractNum>
+  <w:abstractNum w:abstractNumId="5" w15:restartNumberingAfterBreak="0">
+    <w:nsid w:val="2C6274CB"/>
+    <w:multiLevelType w:val="multilevel"/>
+    <w:tmpl w:val="E22C5116"/>
+    <w:lvl w:ilvl="0">
+      <w:start w:val="1"/>
+      <w:numFmt w:val="bullet"/>
+      <w:lvlText w:val=""/>
+      <w:lvlJc w:val="left"/>
+      <w:pPr>
+        <w:tabs>
+          <w:tab w:val="num" w:pos="720"/>
+        </w:tabs>
+        <w:ind w:left="720" w:hanging="360"/>
+      </w:pPr>
+      <w:rPr>
+        <w:rFonts w:ascii="Symbol" w:hAnsi="Symbol" w:hint="default"/>
+        <w:sz w:val="20"/>
+      </w:rPr>
+    </w:lvl>
+    <w:lvl w:ilvl="1" w:tentative="1">
+      <w:start w:val="1"/>
+      <w:numFmt w:val="bullet"/>
+      <w:lvlText w:val="o"/>
+      <w:lvlJc w:val="left"/>
+      <w:pPr>
+        <w:tabs>
+          <w:tab w:val="num" w:pos="1440"/>
+        </w:tabs>
+        <w:ind w:left="1440" w:hanging="360"/>
+      </w:pPr>
+      <w:rPr>
+        <w:rFonts w:ascii="Courier New" w:hAnsi="Courier New" w:hint="default"/>
+        <w:sz w:val="20"/>
+      </w:rPr>
+    </w:lvl>
+    <w:lvl w:ilvl="2" w:tentative="1">
+      <w:start w:val="1"/>
+      <w:numFmt w:val="bullet"/>
+      <w:lvlText w:val=""/>
+      <w:lvlJc w:val="left"/>
+      <w:pPr>
+        <w:tabs>
+          <w:tab w:val="num" w:pos="2160"/>
+        </w:tabs>
+        <w:ind w:left="2160" w:hanging="360"/>
+      </w:pPr>
+      <w:rPr>
+        <w:rFonts w:ascii="Wingdings" w:hAnsi="Wingdings" w:hint="default"/>
+        <w:sz w:val="20"/>
+      </w:rPr>
+    </w:lvl>
+    <w:lvl w:ilvl="3" w:tentative="1">
+      <w:start w:val="1"/>
+      <w:numFmt w:val="bullet"/>
+      <w:lvlText w:val=""/>
+      <w:lvlJc w:val="left"/>
+      <w:pPr>
+        <w:tabs>
+          <w:tab w:val="num" w:pos="2880"/>
+        </w:tabs>
+        <w:ind w:left="2880" w:hanging="360"/>
+      </w:pPr>
+      <w:rPr>
+        <w:rFonts w:ascii="Wingdings" w:hAnsi="Wingdings" w:hint="default"/>
+        <w:sz w:val="20"/>
+      </w:rPr>
+    </w:lvl>
+    <w:lvl w:ilvl="4" w:tentative="1">
+      <w:start w:val="1"/>
+      <w:numFmt w:val="bullet"/>
+      <w:lvlText w:val=""/>
+      <w:lvlJc w:val="left"/>
+      <w:pPr>
+        <w:tabs>
+          <w:tab w:val="num" w:pos="3600"/>
+        </w:tabs>
+        <w:ind w:left="3600" w:hanging="360"/>
+      </w:pPr>
+      <w:rPr>
+        <w:rFonts w:ascii="Wingdings" w:hAnsi="Wingdings" w:hint="default"/>
+        <w:sz w:val="20"/>
+      </w:rPr>
+    </w:lvl>
+    <w:lvl w:ilvl="5" w:tentative="1">
+      <w:start w:val="1"/>
+      <w:numFmt w:val="bullet"/>
+      <w:lvlText w:val=""/>
+      <w:lvlJc w:val="left"/>
+      <w:pPr>
+        <w:tabs>
+          <w:tab w:val="num" w:pos="4320"/>
+        </w:tabs>
+        <w:ind w:left="4320" w:hanging="360"/>
+      </w:pPr>
+      <w:rPr>
+        <w:rFonts w:ascii="Wingdings" w:hAnsi="Wingdings" w:hint="default"/>
+        <w:sz w:val="20"/>
+      </w:rPr>
+    </w:lvl>
+    <w:lvl w:ilvl="6" w:tentative="1">
+      <w:start w:val="1"/>
+      <w:numFmt w:val="bullet"/>
+      <w:lvlText w:val=""/>
+      <w:lvlJc w:val="left"/>
+      <w:pPr>
+        <w:tabs>
+          <w:tab w:val="num" w:pos="5040"/>
+        </w:tabs>
+        <w:ind w:left="5040" w:hanging="360"/>
+      </w:pPr>
+      <w:rPr>
+        <w:rFonts w:ascii="Wingdings" w:hAnsi="Wingdings" w:hint="default"/>
+        <w:sz w:val="20"/>
+      </w:rPr>
+    </w:lvl>
+    <w:lvl w:ilvl="7" w:tentative="1">
+      <w:start w:val="1"/>
+      <w:numFmt w:val="bullet"/>
+      <w:lvlText w:val=""/>
+      <w:lvlJc w:val="left"/>
+      <w:pPr>
+        <w:tabs>
+          <w:tab w:val="num" w:pos="5760"/>
+        </w:tabs>
+        <w:ind w:left="5760" w:hanging="360"/>
+      </w:pPr>
+      <w:rPr>
+        <w:rFonts w:ascii="Wingdings" w:hAnsi="Wingdings" w:hint="default"/>
+        <w:sz w:val="20"/>
+      </w:rPr>
+    </w:lvl>
+    <w:lvl w:ilvl="8" w:tentative="1">
+      <w:start w:val="1"/>
+      <w:numFmt w:val="bullet"/>
+      <w:lvlText w:val=""/>
+      <w:lvlJc w:val="left"/>
+      <w:pPr>
+        <w:tabs>
+          <w:tab w:val="num" w:pos="6480"/>
+        </w:tabs>
+        <w:ind w:left="6480" w:hanging="360"/>
+      </w:pPr>
+      <w:rPr>
+        <w:rFonts w:ascii="Wingdings" w:hAnsi="Wingdings" w:hint="default"/>
+        <w:sz w:val="20"/>
+      </w:rPr>
+    </w:lvl>
+  </w:abstractNum>
+  <w:abstractNum w:abstractNumId="6" w15:restartNumberingAfterBreak="0">
     <w:nsid w:val="2ED623E6"/>
     <w:multiLevelType w:val="hybridMultilevel"/>
     <w:tmpl w:val="46EE823A"/>
@@ -11954,7 +12666,7 @@
       </w:rPr>
     </w:lvl>
   </w:abstractNum>
-  <w:abstractNum w:abstractNumId="4" w15:restartNumberingAfterBreak="0">
+  <w:abstractNum w:abstractNumId="7" w15:restartNumberingAfterBreak="0">
     <w:nsid w:val="3F9F7D23"/>
     <w:multiLevelType w:val="multilevel"/>
     <w:tmpl w:val="04B4EC96"/>
@@ -12067,7 +12779,7 @@
       </w:rPr>
     </w:lvl>
   </w:abstractNum>
-  <w:abstractNum w:abstractNumId="5" w15:restartNumberingAfterBreak="0">
+  <w:abstractNum w:abstractNumId="8" w15:restartNumberingAfterBreak="0">
     <w:nsid w:val="46B2537C"/>
     <w:multiLevelType w:val="hybridMultilevel"/>
     <w:tmpl w:val="06D0D750"/>
@@ -12180,7 +12892,7 @@
       </w:rPr>
     </w:lvl>
   </w:abstractNum>
-  <w:abstractNum w:abstractNumId="6" w15:restartNumberingAfterBreak="0">
+  <w:abstractNum w:abstractNumId="9" w15:restartNumberingAfterBreak="0">
     <w:nsid w:val="4A68457B"/>
     <w:multiLevelType w:val="hybridMultilevel"/>
     <w:tmpl w:val="7DC8095C"/>
@@ -12293,7 +13005,7 @@
       </w:rPr>
     </w:lvl>
   </w:abstractNum>
-  <w:abstractNum w:abstractNumId="7" w15:restartNumberingAfterBreak="0">
+  <w:abstractNum w:abstractNumId="10" w15:restartNumberingAfterBreak="0">
     <w:nsid w:val="4EF43C76"/>
     <w:multiLevelType w:val="multilevel"/>
     <w:tmpl w:val="8C62F8A8"/>
@@ -12406,7 +13118,7 @@
       </w:pPr>
     </w:lvl>
   </w:abstractNum>
-  <w:abstractNum w:abstractNumId="8" w15:restartNumberingAfterBreak="0">
+  <w:abstractNum w:abstractNumId="11" w15:restartNumberingAfterBreak="0">
     <w:nsid w:val="5179D0CB"/>
     <w:multiLevelType w:val="hybridMultilevel"/>
     <w:tmpl w:val="CA5CA9E6"/>
@@ -12519,7 +13231,7 @@
       </w:rPr>
     </w:lvl>
   </w:abstractNum>
-  <w:abstractNum w:abstractNumId="9" w15:restartNumberingAfterBreak="0">
+  <w:abstractNum w:abstractNumId="12" w15:restartNumberingAfterBreak="0">
     <w:nsid w:val="6EDDD761"/>
     <w:multiLevelType w:val="hybridMultilevel"/>
     <w:tmpl w:val="F2A69264"/>
@@ -12632,14 +13344,127 @@
       </w:rPr>
     </w:lvl>
   </w:abstractNum>
+  <w:abstractNum w:abstractNumId="13" w15:restartNumberingAfterBreak="0">
+    <w:nsid w:val="71A52440"/>
+    <w:multiLevelType w:val="multilevel"/>
+    <w:tmpl w:val="AD5E9BA8"/>
+    <w:lvl w:ilvl="0">
+      <w:start w:val="1"/>
+      <w:numFmt w:val="decimal"/>
+      <w:lvlText w:val="%1."/>
+      <w:lvlJc w:val="left"/>
+      <w:pPr>
+        <w:tabs>
+          <w:tab w:val="num" w:pos="720"/>
+        </w:tabs>
+        <w:ind w:left="720" w:hanging="360"/>
+      </w:pPr>
+    </w:lvl>
+    <w:lvl w:ilvl="1" w:tentative="1">
+      <w:start w:val="1"/>
+      <w:numFmt w:val="decimal"/>
+      <w:lvlText w:val="%2."/>
+      <w:lvlJc w:val="left"/>
+      <w:pPr>
+        <w:tabs>
+          <w:tab w:val="num" w:pos="1440"/>
+        </w:tabs>
+        <w:ind w:left="1440" w:hanging="360"/>
+      </w:pPr>
+    </w:lvl>
+    <w:lvl w:ilvl="2" w:tentative="1">
+      <w:start w:val="1"/>
+      <w:numFmt w:val="decimal"/>
+      <w:lvlText w:val="%3."/>
+      <w:lvlJc w:val="left"/>
+      <w:pPr>
+        <w:tabs>
+          <w:tab w:val="num" w:pos="2160"/>
+        </w:tabs>
+        <w:ind w:left="2160" w:hanging="360"/>
+      </w:pPr>
+    </w:lvl>
+    <w:lvl w:ilvl="3" w:tentative="1">
+      <w:start w:val="1"/>
+      <w:numFmt w:val="decimal"/>
+      <w:lvlText w:val="%4."/>
+      <w:lvlJc w:val="left"/>
+      <w:pPr>
+        <w:tabs>
+          <w:tab w:val="num" w:pos="2880"/>
+        </w:tabs>
+        <w:ind w:left="2880" w:hanging="360"/>
+      </w:pPr>
+    </w:lvl>
+    <w:lvl w:ilvl="4" w:tentative="1">
+      <w:start w:val="1"/>
+      <w:numFmt w:val="decimal"/>
+      <w:lvlText w:val="%5."/>
+      <w:lvlJc w:val="left"/>
+      <w:pPr>
+        <w:tabs>
+          <w:tab w:val="num" w:pos="3600"/>
+        </w:tabs>
+        <w:ind w:left="3600" w:hanging="360"/>
+      </w:pPr>
+    </w:lvl>
+    <w:lvl w:ilvl="5" w:tentative="1">
+      <w:start w:val="1"/>
+      <w:numFmt w:val="decimal"/>
+      <w:lvlText w:val="%6."/>
+      <w:lvlJc w:val="left"/>
+      <w:pPr>
+        <w:tabs>
+          <w:tab w:val="num" w:pos="4320"/>
+        </w:tabs>
+        <w:ind w:left="4320" w:hanging="360"/>
+      </w:pPr>
+    </w:lvl>
+    <w:lvl w:ilvl="6" w:tentative="1">
+      <w:start w:val="1"/>
+      <w:numFmt w:val="decimal"/>
+      <w:lvlText w:val="%7."/>
+      <w:lvlJc w:val="left"/>
+      <w:pPr>
+        <w:tabs>
+          <w:tab w:val="num" w:pos="5040"/>
+        </w:tabs>
+        <w:ind w:left="5040" w:hanging="360"/>
+      </w:pPr>
+    </w:lvl>
+    <w:lvl w:ilvl="7" w:tentative="1">
+      <w:start w:val="1"/>
+      <w:numFmt w:val="decimal"/>
+      <w:lvlText w:val="%8."/>
+      <w:lvlJc w:val="left"/>
+      <w:pPr>
+        <w:tabs>
+          <w:tab w:val="num" w:pos="5760"/>
+        </w:tabs>
+        <w:ind w:left="5760" w:hanging="360"/>
+      </w:pPr>
+    </w:lvl>
+    <w:lvl w:ilvl="8" w:tentative="1">
+      <w:start w:val="1"/>
+      <w:numFmt w:val="decimal"/>
+      <w:lvlText w:val="%9."/>
+      <w:lvlJc w:val="left"/>
+      <w:pPr>
+        <w:tabs>
+          <w:tab w:val="num" w:pos="6480"/>
+        </w:tabs>
+        <w:ind w:left="6480" w:hanging="360"/>
+      </w:pPr>
+    </w:lvl>
+  </w:abstractNum>
   <w:num w:numId="1" w16cid:durableId="1613514121">
-    <w:abstractNumId w:val="4"/>
+    <w:abstractNumId w:val="7"/>
   </w:num>
   <w:num w:numId="2" w16cid:durableId="850418142">
     <w:abstractNumId w:val="0"/>
   </w:num>
   <w:num w:numId="3" w16cid:durableId="1121387658">
-    <w:abstractNumId w:val="3"/>
+    <w:abstractNumId w:val="6"/>
   </w:num>
   <w:num w:numId="4" w16cid:durableId="2007780900">
     <w:abstractNumId w:val="0"/>
@@ -12648,22 +13473,34 @@
     <w:abstractNumId w:val="1"/>
   </w:num>
   <w:num w:numId="6" w16cid:durableId="1604455209">
-    <w:abstractNumId w:val="9"/>
+    <w:abstractNumId w:val="12"/>
   </w:num>
   <w:num w:numId="7" w16cid:durableId="1892228224">
-    <w:abstractNumId w:val="5"/>
+    <w:abstractNumId w:val="8"/>
   </w:num>
   <w:num w:numId="8" w16cid:durableId="82921382">
     <w:abstractNumId w:val="2"/>
   </w:num>
   <w:num w:numId="9" w16cid:durableId="1333265967">
-    <w:abstractNumId w:val="8"/>
+    <w:abstractNumId w:val="11"/>
   </w:num>
   <w:num w:numId="10" w16cid:durableId="1397123931">
-    <w:abstractNumId w:val="6"/>
+    <w:abstractNumId w:val="9"/>
   </w:num>
   <w:num w:numId="11" w16cid:durableId="2015254140">
-    <w:abstractNumId w:val="7"/>
+    <w:abstractNumId w:val="10"/>
+  </w:num>
+  <w:num w:numId="12" w16cid:durableId="408889263">
+    <w:abstractNumId w:val="3"/>
+  </w:num>
+  <w:num w:numId="13" w16cid:durableId="624821208">
+    <w:abstractNumId w:val="5"/>
+  </w:num>
+  <w:num w:numId="14" w16cid:durableId="1960212056">
+    <w:abstractNumId w:val="4"/>
+  </w:num>
+  <w:num w:numId="15" w16cid:durableId="1896354693">
+    <w:abstractNumId w:val="13"/>
   </w:num>
 </w:numbering>
 </file>
